--- a/Docs/表格术语解释（新）.docx
+++ b/Docs/表格术语解释（新）.docx
@@ -1,51 +1,44 @@
 
 <file path=word/document.xml><?xml version="1.0" encoding="utf-8"?>
-<w:document xmlns:wpc="http://schemas.microsoft.com/office/word/2010/wordprocessingCanvas" xmlns:cx="http://schemas.microsoft.com/office/drawing/2014/chartex" xmlns:cx1="http://schemas.microsoft.com/office/drawing/2015/9/8/chartex" xmlns:cx2="http://schemas.microsoft.com/office/drawing/2015/10/21/chartex" xmlns:cx3="http://schemas.microsoft.com/office/drawing/2016/5/9/chartex" xmlns:cx4="http://schemas.microsoft.com/office/drawing/2016/5/10/chartex" xmlns:cx5="http://schemas.microsoft.com/office/drawing/2016/5/11/chartex" xmlns:cx6="http://schemas.microsoft.com/office/drawing/2016/5/12/chartex" xmlns:cx7="http://schemas.microsoft.com/office/drawing/2016/5/13/chartex" xmlns:cx8="http://schemas.microsoft.com/office/drawing/2016/5/14/chartex" xmlns:mc="http://schemas.openxmlformats.org/markup-compatibility/2006" xmlns:aink="http://schemas.microsoft.com/office/drawing/2016/ink" xmlns:am3d="http://schemas.microsoft.com/office/drawing/2017/model3d" xmlns:o="urn:schemas-microsoft-com:office:office" xmlns:oel="http://schemas.microsoft.com/office/2019/extlst" xmlns:r="http://schemas.openxmlformats.org/officeDocument/2006/relationships" xmlns:m="http://schemas.openxmlformats.org/officeDocument/2006/math" xmlns:v="urn:schemas-microsoft-com:vml" xmlns:wp14="http://schemas.microsoft.com/office/word/2010/wordprocessingDrawing" xmlns:wp="http://schemas.openxmlformats.org/drawingml/2006/wordprocessingDrawing" xmlns:w10="urn:schemas-microsoft-com:office:word" xmlns:w="http://schemas.openxmlformats.org/wordprocessingml/2006/main" xmlns:w14="http://schemas.microsoft.com/office/word/2010/wordml" xmlns:w15="http://schemas.microsoft.com/office/word/2012/wordml" xmlns:w16cex="http://schemas.microsoft.com/office/word/2018/wordml/cex" xmlns:w16cid="http://schemas.microsoft.com/office/word/2016/wordml/cid" xmlns:w16="http://schemas.microsoft.com/office/word/2018/wordml" xmlns:w16du="http://schemas.microsoft.com/office/word/2023/wordml/word16du" xmlns:w16sdtdh="http://schemas.microsoft.com/office/word/2020/wordml/sdtdatahash" xmlns:w16sdtfl="http://schemas.microsoft.com/office/word/2024/wordml/sdtformatlock" xmlns:w16se="http://schemas.microsoft.com/office/word/2015/wordml/symex" xmlns:wpg="http://schemas.microsoft.com/office/word/2010/wordprocessingGroup" xmlns:wpi="http://schemas.microsoft.com/office/word/2010/wordprocessingInk" xmlns:wne="http://schemas.microsoft.com/office/word/2006/wordml" xmlns:wps="http://schemas.microsoft.com/office/word/2010/wordprocessingShape" mc:Ignorable="w14 w15 w16se w16cid w16 w16cex w16sdtdh w16sdtfl w16du wp14">
+<w:document xmlns:wpc="http://schemas.microsoft.com/office/word/2010/wordprocessingCanvas" xmlns:cx="http://schemas.microsoft.com/office/drawing/2014/chartex" xmlns:mc="http://schemas.openxmlformats.org/markup-compatibility/2006" xmlns:o="urn:schemas-microsoft-com:office:office" xmlns:r="http://schemas.openxmlformats.org/officeDocument/2006/relationships" xmlns:m="http://schemas.openxmlformats.org/officeDocument/2006/math" xmlns:v="urn:schemas-microsoft-com:vml" xmlns:wp14="http://schemas.microsoft.com/office/word/2010/wordprocessingDrawing" xmlns:wp="http://schemas.openxmlformats.org/drawingml/2006/wordprocessingDrawing" xmlns:w10="urn:schemas-microsoft-com:office:word" xmlns:w="http://schemas.openxmlformats.org/wordprocessingml/2006/main" xmlns:w14="http://schemas.microsoft.com/office/word/2010/wordml" xmlns:w15="http://schemas.microsoft.com/office/word/2012/wordml" xmlns:w16se="http://schemas.microsoft.com/office/word/2015/wordml/symex" xmlns:wpg="http://schemas.microsoft.com/office/word/2010/wordprocessingGroup" xmlns:wpi="http://schemas.microsoft.com/office/word/2010/wordprocessingInk" xmlns:wne="http://schemas.microsoft.com/office/word/2006/wordml" xmlns:wps="http://schemas.microsoft.com/office/word/2010/wordprocessingShape" mc:Ignorable="w14 w15 w16se wp14">
   <w:body>
     <w:p>
       <w:pPr>
         <w:jc w:val="both"/>
-        <w:rPr>
-          <w:rFonts w:hint="eastAsia"/>
-        </w:rPr>
-      </w:pPr>
-    </w:p>
-    <w:p>
-      <w:pPr>
-        <w:jc w:val="both"/>
-        <w:rPr>
-          <w:rFonts w:hint="eastAsia"/>
-        </w:rPr>
-      </w:pPr>
-    </w:p>
-    <w:p>
-      <w:pPr>
-        <w:jc w:val="both"/>
-        <w:rPr>
-          <w:rFonts w:hint="eastAsia"/>
-        </w:rPr>
+      </w:pPr>
+    </w:p>
+    <w:p>
+      <w:pPr>
+        <w:jc w:val="both"/>
+      </w:pPr>
+    </w:p>
+    <w:p>
+      <w:pPr>
+        <w:jc w:val="both"/>
       </w:pPr>
     </w:p>
     <w:p>
       <w:pPr>
         <w:pStyle w:val="1"/>
-        <w:rPr>
-          <w:rFonts w:hint="eastAsia"/>
-        </w:rPr>
-      </w:pPr>
-      <w:r>
-        <w:rPr>
-          <w:rFonts w:hint="eastAsia"/>
-        </w:rPr>
-        <w:t>技能（skill），状态（status），效果（Effect）的介绍：</w:t>
-      </w:r>
-    </w:p>
-    <w:p>
-      <w:pPr>
-        <w:jc w:val="both"/>
-        <w:rPr>
-          <w:rFonts w:hint="eastAsia"/>
-        </w:rPr>
+      </w:pPr>
+      <w:r>
+        <w:rPr>
+          <w:rFonts w:hint="eastAsia"/>
+        </w:rPr>
+        <w:t>技能（skill），状态（status），效</w:t>
+      </w:r>
+      <w:bookmarkStart w:id="0" w:name="_GoBack"/>
+      <w:bookmarkEnd w:id="0"/>
+      <w:r>
+        <w:rPr>
+          <w:rFonts w:hint="eastAsia"/>
+        </w:rPr>
+        <w:t>果（Effect）的介绍：</w:t>
+      </w:r>
+    </w:p>
+    <w:p>
+      <w:pPr>
+        <w:jc w:val="both"/>
       </w:pPr>
       <w:r>
         <w:rPr>
@@ -57,9 +50,6 @@
     <w:p>
       <w:pPr>
         <w:jc w:val="both"/>
-        <w:rPr>
-          <w:rFonts w:hint="eastAsia"/>
-        </w:rPr>
       </w:pPr>
       <w:r>
         <w:rPr>
@@ -71,9 +61,6 @@
     <w:p>
       <w:pPr>
         <w:jc w:val="both"/>
-        <w:rPr>
-          <w:rFonts w:hint="eastAsia"/>
-        </w:rPr>
       </w:pPr>
       <w:r>
         <w:rPr>
@@ -85,9 +72,6 @@
     <w:p>
       <w:pPr>
         <w:jc w:val="both"/>
-        <w:rPr>
-          <w:rFonts w:hint="eastAsia"/>
-        </w:rPr>
       </w:pPr>
       <w:r>
         <w:rPr>
@@ -99,17 +83,11 @@
     <w:p>
       <w:pPr>
         <w:jc w:val="both"/>
-        <w:rPr>
-          <w:rFonts w:hint="eastAsia"/>
-        </w:rPr>
-      </w:pPr>
-    </w:p>
-    <w:p>
-      <w:pPr>
-        <w:jc w:val="both"/>
-        <w:rPr>
-          <w:rFonts w:hint="eastAsia"/>
-        </w:rPr>
+      </w:pPr>
+    </w:p>
+    <w:p>
+      <w:pPr>
+        <w:jc w:val="both"/>
       </w:pPr>
       <w:r>
         <w:rPr>
@@ -121,9 +99,6 @@
     <w:p>
       <w:pPr>
         <w:jc w:val="both"/>
-        <w:rPr>
-          <w:rFonts w:hint="eastAsia"/>
-        </w:rPr>
       </w:pPr>
       <w:r>
         <w:rPr>
@@ -135,9 +110,6 @@
     <w:p>
       <w:pPr>
         <w:jc w:val="both"/>
-        <w:rPr>
-          <w:rFonts w:hint="eastAsia"/>
-        </w:rPr>
       </w:pPr>
       <w:r>
         <w:rPr>
@@ -149,17 +121,11 @@
     <w:p>
       <w:pPr>
         <w:jc w:val="both"/>
-        <w:rPr>
-          <w:rFonts w:hint="eastAsia"/>
-        </w:rPr>
-      </w:pPr>
-    </w:p>
-    <w:p>
-      <w:pPr>
-        <w:jc w:val="both"/>
-        <w:rPr>
-          <w:rFonts w:hint="eastAsia"/>
-        </w:rPr>
+      </w:pPr>
+    </w:p>
+    <w:p>
+      <w:pPr>
+        <w:jc w:val="both"/>
       </w:pPr>
       <w:r>
         <w:rPr>
@@ -176,9 +142,6 @@
           <w:numId w:val="16"/>
         </w:numPr>
         <w:jc w:val="both"/>
-        <w:rPr>
-          <w:rFonts w:hint="eastAsia"/>
-        </w:rPr>
       </w:pPr>
       <w:r>
         <w:rPr>
@@ -195,9 +158,6 @@
           <w:numId w:val="16"/>
         </w:numPr>
         <w:jc w:val="both"/>
-        <w:rPr>
-          <w:rFonts w:hint="eastAsia"/>
-        </w:rPr>
       </w:pPr>
       <w:r>
         <w:rPr>
@@ -214,9 +174,6 @@
           <w:numId w:val="16"/>
         </w:numPr>
         <w:jc w:val="both"/>
-        <w:rPr>
-          <w:rFonts w:hint="eastAsia"/>
-        </w:rPr>
       </w:pPr>
       <w:r>
         <w:rPr>
@@ -233,9 +190,6 @@
           <w:numId w:val="16"/>
         </w:numPr>
         <w:jc w:val="both"/>
-        <w:rPr>
-          <w:rFonts w:hint="eastAsia"/>
-        </w:rPr>
       </w:pPr>
       <w:r>
         <w:rPr>
@@ -247,25 +201,16 @@
     <w:p>
       <w:pPr>
         <w:jc w:val="both"/>
-        <w:rPr>
-          <w:rFonts w:hint="eastAsia"/>
-        </w:rPr>
-      </w:pPr>
-    </w:p>
-    <w:p>
-      <w:pPr>
-        <w:jc w:val="both"/>
-        <w:rPr>
-          <w:rFonts w:hint="eastAsia"/>
-        </w:rPr>
+      </w:pPr>
+    </w:p>
+    <w:p>
+      <w:pPr>
+        <w:jc w:val="both"/>
       </w:pPr>
     </w:p>
     <w:p>
       <w:pPr>
         <w:pStyle w:val="1"/>
-        <w:rPr>
-          <w:rFonts w:hint="eastAsia"/>
-        </w:rPr>
       </w:pPr>
       <w:r>
         <w:rPr>
@@ -277,9 +222,6 @@
     <w:p>
       <w:pPr>
         <w:pStyle w:val="2"/>
-        <w:rPr>
-          <w:rFonts w:hint="eastAsia"/>
-        </w:rPr>
       </w:pPr>
       <w:r>
         <w:rPr>
@@ -292,9 +234,6 @@
       <w:pPr>
         <w:ind w:left="360"/>
         <w:jc w:val="both"/>
-        <w:rPr>
-          <w:rFonts w:hint="eastAsia"/>
-        </w:rPr>
       </w:pPr>
       <w:r>
         <w:rPr>
@@ -307,9 +246,6 @@
       <w:pPr>
         <w:ind w:left="360"/>
         <w:jc w:val="both"/>
-        <w:rPr>
-          <w:rFonts w:hint="eastAsia"/>
-        </w:rPr>
       </w:pPr>
       <w:r>
         <w:rPr>
@@ -323,9 +259,6 @@
       <w:pPr>
         <w:ind w:left="360"/>
         <w:jc w:val="both"/>
-        <w:rPr>
-          <w:rFonts w:hint="eastAsia"/>
-        </w:rPr>
       </w:pPr>
       <w:r>
         <w:rPr>
@@ -338,9 +271,6 @@
       <w:pPr>
         <w:ind w:left="360"/>
         <w:jc w:val="both"/>
-        <w:rPr>
-          <w:rFonts w:hint="eastAsia"/>
-        </w:rPr>
       </w:pPr>
       <w:r>
         <w:rPr>
@@ -353,9 +283,6 @@
       <w:pPr>
         <w:ind w:left="360"/>
         <w:jc w:val="both"/>
-        <w:rPr>
-          <w:rFonts w:hint="eastAsia"/>
-        </w:rPr>
       </w:pPr>
       <w:r>
         <w:rPr>
@@ -368,9 +295,6 @@
       <w:pPr>
         <w:ind w:left="360"/>
         <w:jc w:val="both"/>
-        <w:rPr>
-          <w:rFonts w:hint="eastAsia"/>
-        </w:rPr>
       </w:pPr>
       <w:r>
         <w:rPr>
@@ -407,9 +331,6 @@
       <w:pPr>
         <w:ind w:left="360"/>
         <w:jc w:val="both"/>
-        <w:rPr>
-          <w:rFonts w:hint="eastAsia"/>
-        </w:rPr>
       </w:pPr>
       <w:r>
         <w:rPr>
@@ -422,9 +343,6 @@
       <w:pPr>
         <w:ind w:left="360"/>
         <w:jc w:val="both"/>
-        <w:rPr>
-          <w:rFonts w:hint="eastAsia"/>
-        </w:rPr>
       </w:pPr>
       <w:r>
         <w:rPr>
@@ -437,9 +355,6 @@
       <w:pPr>
         <w:ind w:left="360"/>
         <w:jc w:val="both"/>
-        <w:rPr>
-          <w:rFonts w:hint="eastAsia"/>
-        </w:rPr>
       </w:pPr>
       <w:r>
         <w:rPr>
@@ -452,9 +367,6 @@
       <w:pPr>
         <w:ind w:left="360"/>
         <w:jc w:val="both"/>
-        <w:rPr>
-          <w:rFonts w:hint="eastAsia"/>
-        </w:rPr>
       </w:pPr>
       <w:r>
         <w:rPr>
@@ -467,9 +379,6 @@
       <w:pPr>
         <w:ind w:left="360"/>
         <w:jc w:val="both"/>
-        <w:rPr>
-          <w:rFonts w:hint="eastAsia"/>
-        </w:rPr>
       </w:pPr>
       <w:r>
         <w:rPr>
@@ -482,9 +391,6 @@
       <w:pPr>
         <w:ind w:left="360"/>
         <w:jc w:val="both"/>
-        <w:rPr>
-          <w:rFonts w:hint="eastAsia"/>
-        </w:rPr>
       </w:pPr>
       <w:r>
         <w:rPr>
@@ -497,9 +403,6 @@
       <w:pPr>
         <w:ind w:left="360"/>
         <w:jc w:val="both"/>
-        <w:rPr>
-          <w:rFonts w:hint="eastAsia"/>
-        </w:rPr>
       </w:pPr>
       <w:r>
         <w:rPr>
@@ -512,9 +415,6 @@
       <w:pPr>
         <w:ind w:left="360"/>
         <w:jc w:val="both"/>
-        <w:rPr>
-          <w:rFonts w:hint="eastAsia"/>
-        </w:rPr>
       </w:pPr>
       <w:r>
         <w:rPr>
@@ -527,9 +427,6 @@
       <w:pPr>
         <w:ind w:left="360"/>
         <w:jc w:val="both"/>
-        <w:rPr>
-          <w:rFonts w:hint="eastAsia"/>
-        </w:rPr>
       </w:pPr>
       <w:r>
         <w:rPr>
@@ -542,9 +439,6 @@
       <w:pPr>
         <w:ind w:left="360"/>
         <w:jc w:val="both"/>
-        <w:rPr>
-          <w:rFonts w:hint="eastAsia"/>
-        </w:rPr>
       </w:pPr>
       <w:r>
         <w:rPr>
@@ -557,9 +451,6 @@
       <w:pPr>
         <w:ind w:left="360"/>
         <w:jc w:val="both"/>
-        <w:rPr>
-          <w:rFonts w:hint="eastAsia"/>
-        </w:rPr>
       </w:pPr>
       <w:r>
         <w:rPr>
@@ -572,9 +463,6 @@
       <w:pPr>
         <w:ind w:left="360"/>
         <w:jc w:val="both"/>
-        <w:rPr>
-          <w:rFonts w:hint="eastAsia"/>
-        </w:rPr>
       </w:pPr>
       <w:r>
         <w:rPr>
@@ -586,17 +474,11 @@
     <w:p>
       <w:pPr>
         <w:jc w:val="both"/>
-        <w:rPr>
-          <w:rFonts w:hint="eastAsia"/>
-        </w:rPr>
       </w:pPr>
     </w:p>
     <w:p>
       <w:pPr>
         <w:pStyle w:val="2"/>
-        <w:rPr>
-          <w:rFonts w:hint="eastAsia"/>
-        </w:rPr>
       </w:pPr>
       <w:r>
         <w:rPr>
@@ -609,9 +491,6 @@
       <w:pPr>
         <w:ind w:left="360"/>
         <w:jc w:val="both"/>
-        <w:rPr>
-          <w:rFonts w:hint="eastAsia"/>
-        </w:rPr>
       </w:pPr>
       <w:r>
         <w:rPr>
@@ -624,9 +503,6 @@
       <w:pPr>
         <w:ind w:left="360"/>
         <w:jc w:val="both"/>
-        <w:rPr>
-          <w:rFonts w:hint="eastAsia"/>
-        </w:rPr>
       </w:pPr>
       <w:r>
         <w:rPr>
@@ -639,9 +515,6 @@
       <w:pPr>
         <w:ind w:left="360"/>
         <w:jc w:val="both"/>
-        <w:rPr>
-          <w:rFonts w:hint="eastAsia"/>
-        </w:rPr>
       </w:pPr>
       <w:r>
         <w:rPr>
@@ -654,9 +527,6 @@
       <w:pPr>
         <w:ind w:left="360"/>
         <w:jc w:val="both"/>
-        <w:rPr>
-          <w:rFonts w:hint="eastAsia"/>
-        </w:rPr>
       </w:pPr>
       <w:r>
         <w:rPr>
@@ -669,9 +539,6 @@
       <w:pPr>
         <w:ind w:left="360"/>
         <w:jc w:val="both"/>
-        <w:rPr>
-          <w:rFonts w:hint="eastAsia"/>
-        </w:rPr>
       </w:pPr>
       <w:r>
         <w:rPr>
@@ -690,9 +557,6 @@
       <w:pPr>
         <w:ind w:left="360"/>
         <w:jc w:val="both"/>
-        <w:rPr>
-          <w:rFonts w:hint="eastAsia"/>
-        </w:rPr>
       </w:pPr>
       <w:r>
         <w:rPr>
@@ -705,9 +569,6 @@
       <w:pPr>
         <w:ind w:left="360"/>
         <w:jc w:val="both"/>
-        <w:rPr>
-          <w:rFonts w:hint="eastAsia"/>
-        </w:rPr>
       </w:pPr>
       <w:r>
         <w:rPr>
@@ -726,9 +587,6 @@
       <w:pPr>
         <w:ind w:left="360"/>
         <w:jc w:val="both"/>
-        <w:rPr>
-          <w:rFonts w:hint="eastAsia"/>
-        </w:rPr>
       </w:pPr>
       <w:r>
         <w:rPr>
@@ -754,9 +612,6 @@
       <w:pPr>
         <w:ind w:left="360"/>
         <w:jc w:val="both"/>
-        <w:rPr>
-          <w:rFonts w:hint="eastAsia"/>
-        </w:rPr>
       </w:pPr>
       <w:r>
         <w:rPr>
@@ -769,9 +624,6 @@
       <w:pPr>
         <w:ind w:left="360"/>
         <w:jc w:val="both"/>
-        <w:rPr>
-          <w:rFonts w:hint="eastAsia"/>
-        </w:rPr>
       </w:pPr>
       <w:r>
         <w:rPr>
@@ -790,9 +642,6 @@
       <w:pPr>
         <w:ind w:left="360"/>
         <w:jc w:val="both"/>
-        <w:rPr>
-          <w:rFonts w:hint="eastAsia"/>
-        </w:rPr>
       </w:pPr>
       <w:r>
         <w:rPr>
@@ -817,17 +666,11 @@
       <w:pPr>
         <w:ind w:left="360"/>
         <w:jc w:val="both"/>
-        <w:rPr>
-          <w:rFonts w:hint="eastAsia"/>
-        </w:rPr>
       </w:pPr>
     </w:p>
     <w:p>
       <w:pPr>
         <w:pStyle w:val="2"/>
-        <w:rPr>
-          <w:rFonts w:hint="eastAsia"/>
-        </w:rPr>
       </w:pPr>
       <w:r>
         <w:rPr>
@@ -840,9 +683,6 @@
       <w:pPr>
         <w:ind w:left="360"/>
         <w:jc w:val="both"/>
-        <w:rPr>
-          <w:rFonts w:hint="eastAsia"/>
-        </w:rPr>
       </w:pPr>
       <w:r>
         <w:rPr>
@@ -855,9 +695,6 @@
       <w:pPr>
         <w:ind w:left="360"/>
         <w:jc w:val="both"/>
-        <w:rPr>
-          <w:rFonts w:hint="eastAsia"/>
-        </w:rPr>
       </w:pPr>
       <w:r>
         <w:rPr>
@@ -870,9 +707,6 @@
       <w:pPr>
         <w:ind w:left="360"/>
         <w:jc w:val="both"/>
-        <w:rPr>
-          <w:rFonts w:hint="eastAsia"/>
-        </w:rPr>
       </w:pPr>
       <w:r>
         <w:rPr>
@@ -891,9 +725,6 @@
       <w:pPr>
         <w:ind w:left="360"/>
         <w:jc w:val="both"/>
-        <w:rPr>
-          <w:rFonts w:hint="eastAsia"/>
-        </w:rPr>
       </w:pPr>
       <w:r>
         <w:rPr>
@@ -906,18 +737,12 @@
       <w:pPr>
         <w:ind w:left="360"/>
         <w:jc w:val="both"/>
-        <w:rPr>
-          <w:rFonts w:hint="eastAsia"/>
-        </w:rPr>
-      </w:pPr>
-    </w:p>
-    <w:p>
-      <w:pPr>
-        <w:ind w:left="360"/>
-        <w:jc w:val="both"/>
-        <w:rPr>
-          <w:rFonts w:hint="eastAsia"/>
-        </w:rPr>
+      </w:pPr>
+    </w:p>
+    <w:p>
+      <w:pPr>
+        <w:ind w:left="360"/>
+        <w:jc w:val="both"/>
       </w:pPr>
       <w:r>
         <w:rPr>
@@ -936,18 +761,12 @@
       <w:pPr>
         <w:ind w:left="360"/>
         <w:jc w:val="both"/>
-        <w:rPr>
-          <w:rFonts w:hint="eastAsia"/>
-        </w:rPr>
-      </w:pPr>
-    </w:p>
-    <w:p>
-      <w:pPr>
-        <w:ind w:left="360"/>
-        <w:jc w:val="both"/>
-        <w:rPr>
-          <w:rFonts w:hint="eastAsia"/>
-        </w:rPr>
+      </w:pPr>
+    </w:p>
+    <w:p>
+      <w:pPr>
+        <w:ind w:left="360"/>
+        <w:jc w:val="both"/>
       </w:pPr>
       <w:r>
         <w:rPr>
@@ -960,18 +779,12 @@
       <w:pPr>
         <w:ind w:left="360"/>
         <w:jc w:val="both"/>
-        <w:rPr>
-          <w:rFonts w:hint="eastAsia"/>
-        </w:rPr>
-      </w:pPr>
-    </w:p>
-    <w:p>
-      <w:pPr>
-        <w:ind w:left="360"/>
-        <w:jc w:val="both"/>
-        <w:rPr>
-          <w:rFonts w:hint="eastAsia"/>
-        </w:rPr>
+      </w:pPr>
+    </w:p>
+    <w:p>
+      <w:pPr>
+        <w:ind w:left="360"/>
+        <w:jc w:val="both"/>
       </w:pPr>
       <w:r>
         <w:rPr>
@@ -990,18 +803,12 @@
       <w:pPr>
         <w:ind w:left="360"/>
         <w:jc w:val="both"/>
-        <w:rPr>
-          <w:rFonts w:hint="eastAsia"/>
-        </w:rPr>
-      </w:pPr>
-    </w:p>
-    <w:p>
-      <w:pPr>
-        <w:ind w:left="360"/>
-        <w:jc w:val="both"/>
-        <w:rPr>
-          <w:rFonts w:hint="eastAsia"/>
-        </w:rPr>
+      </w:pPr>
+    </w:p>
+    <w:p>
+      <w:pPr>
+        <w:ind w:left="360"/>
+        <w:jc w:val="both"/>
       </w:pPr>
       <w:r>
         <w:rPr>
@@ -1014,18 +821,12 @@
       <w:pPr>
         <w:ind w:left="360"/>
         <w:jc w:val="both"/>
-        <w:rPr>
-          <w:rFonts w:hint="eastAsia"/>
-        </w:rPr>
-      </w:pPr>
-    </w:p>
-    <w:p>
-      <w:pPr>
-        <w:ind w:left="360"/>
-        <w:jc w:val="both"/>
-        <w:rPr>
-          <w:rFonts w:hint="eastAsia"/>
-        </w:rPr>
+      </w:pPr>
+    </w:p>
+    <w:p>
+      <w:pPr>
+        <w:ind w:left="360"/>
+        <w:jc w:val="both"/>
       </w:pPr>
       <w:r>
         <w:rPr>
@@ -1038,18 +839,12 @@
       <w:pPr>
         <w:ind w:left="360"/>
         <w:jc w:val="both"/>
-        <w:rPr>
-          <w:rFonts w:hint="eastAsia"/>
-        </w:rPr>
-      </w:pPr>
-    </w:p>
-    <w:p>
-      <w:pPr>
-        <w:ind w:left="360"/>
-        <w:jc w:val="both"/>
-        <w:rPr>
-          <w:rFonts w:hint="eastAsia"/>
-        </w:rPr>
+      </w:pPr>
+    </w:p>
+    <w:p>
+      <w:pPr>
+        <w:ind w:left="360"/>
+        <w:jc w:val="both"/>
       </w:pPr>
       <w:r>
         <w:rPr>
@@ -1062,18 +857,12 @@
       <w:pPr>
         <w:ind w:left="360"/>
         <w:jc w:val="both"/>
-        <w:rPr>
-          <w:rFonts w:hint="eastAsia"/>
-        </w:rPr>
-      </w:pPr>
-    </w:p>
-    <w:p>
-      <w:pPr>
-        <w:ind w:left="360"/>
-        <w:jc w:val="both"/>
-        <w:rPr>
-          <w:rFonts w:hint="eastAsia"/>
-        </w:rPr>
+      </w:pPr>
+    </w:p>
+    <w:p>
+      <w:pPr>
+        <w:ind w:left="360"/>
+        <w:jc w:val="both"/>
       </w:pPr>
       <w:r>
         <w:rPr>
@@ -1122,18 +911,12 @@
       <w:pPr>
         <w:ind w:left="360"/>
         <w:jc w:val="both"/>
-        <w:rPr>
-          <w:rFonts w:hint="eastAsia"/>
-        </w:rPr>
-      </w:pPr>
-    </w:p>
-    <w:p>
-      <w:pPr>
-        <w:ind w:left="360"/>
-        <w:jc w:val="both"/>
-        <w:rPr>
-          <w:rFonts w:hint="eastAsia"/>
-        </w:rPr>
+      </w:pPr>
+    </w:p>
+    <w:p>
+      <w:pPr>
+        <w:ind w:left="360"/>
+        <w:jc w:val="both"/>
       </w:pPr>
       <w:r>
         <w:rPr>
@@ -1146,18 +929,12 @@
       <w:pPr>
         <w:ind w:left="360"/>
         <w:jc w:val="both"/>
-        <w:rPr>
-          <w:rFonts w:hint="eastAsia"/>
-        </w:rPr>
-      </w:pPr>
-    </w:p>
-    <w:p>
-      <w:pPr>
-        <w:ind w:left="360"/>
-        <w:jc w:val="both"/>
-        <w:rPr>
-          <w:rFonts w:hint="eastAsia"/>
-        </w:rPr>
+      </w:pPr>
+    </w:p>
+    <w:p>
+      <w:pPr>
+        <w:ind w:left="360"/>
+        <w:jc w:val="both"/>
       </w:pPr>
       <w:r>
         <w:rPr>
@@ -1170,9 +947,6 @@
       <w:pPr>
         <w:ind w:left="360"/>
         <w:jc w:val="both"/>
-        <w:rPr>
-          <w:rFonts w:hint="eastAsia"/>
-        </w:rPr>
       </w:pPr>
       <w:r>
         <w:rPr>
@@ -1185,18 +959,12 @@
       <w:pPr>
         <w:ind w:left="360"/>
         <w:jc w:val="both"/>
-        <w:rPr>
-          <w:rFonts w:hint="eastAsia"/>
-        </w:rPr>
-      </w:pPr>
-    </w:p>
-    <w:p>
-      <w:pPr>
-        <w:ind w:left="360"/>
-        <w:jc w:val="both"/>
-        <w:rPr>
-          <w:rFonts w:hint="eastAsia"/>
-        </w:rPr>
+      </w:pPr>
+    </w:p>
+    <w:p>
+      <w:pPr>
+        <w:ind w:left="360"/>
+        <w:jc w:val="both"/>
       </w:pPr>
       <w:r>
         <w:rPr>
@@ -1209,18 +977,12 @@
       <w:pPr>
         <w:ind w:left="360"/>
         <w:jc w:val="both"/>
-        <w:rPr>
-          <w:rFonts w:hint="eastAsia"/>
-        </w:rPr>
-      </w:pPr>
-    </w:p>
-    <w:p>
-      <w:pPr>
-        <w:ind w:left="360"/>
-        <w:jc w:val="both"/>
-        <w:rPr>
-          <w:rFonts w:hint="eastAsia"/>
-        </w:rPr>
+      </w:pPr>
+    </w:p>
+    <w:p>
+      <w:pPr>
+        <w:ind w:left="360"/>
+        <w:jc w:val="both"/>
       </w:pPr>
       <w:r>
         <w:rPr>
@@ -1233,18 +995,12 @@
       <w:pPr>
         <w:ind w:left="360"/>
         <w:jc w:val="both"/>
-        <w:rPr>
-          <w:rFonts w:hint="eastAsia"/>
-        </w:rPr>
-      </w:pPr>
-    </w:p>
-    <w:p>
-      <w:pPr>
-        <w:ind w:left="360"/>
-        <w:jc w:val="both"/>
-        <w:rPr>
-          <w:rFonts w:hint="eastAsia"/>
-        </w:rPr>
+      </w:pPr>
+    </w:p>
+    <w:p>
+      <w:pPr>
+        <w:ind w:left="360"/>
+        <w:jc w:val="both"/>
       </w:pPr>
       <w:r>
         <w:rPr>
@@ -1275,9 +1031,6 @@
       <w:pPr>
         <w:ind w:left="360"/>
         <w:jc w:val="both"/>
-        <w:rPr>
-          <w:rFonts w:hint="eastAsia"/>
-        </w:rPr>
       </w:pPr>
       <w:r>
         <w:rPr>
@@ -1290,44 +1043,29 @@
       <w:pPr>
         <w:ind w:left="360"/>
         <w:jc w:val="both"/>
-        <w:rPr>
-          <w:rFonts w:hint="eastAsia"/>
-        </w:rPr>
-      </w:pPr>
-    </w:p>
-    <w:p>
-      <w:pPr>
-        <w:ind w:left="360"/>
-        <w:jc w:val="both"/>
-        <w:rPr>
-          <w:rFonts w:hint="eastAsia"/>
-        </w:rPr>
-      </w:pPr>
-    </w:p>
-    <w:p>
-      <w:pPr>
-        <w:ind w:left="360"/>
-        <w:jc w:val="both"/>
-        <w:rPr>
-          <w:rFonts w:hint="eastAsia"/>
-        </w:rPr>
-      </w:pPr>
-    </w:p>
-    <w:p>
-      <w:pPr>
-        <w:ind w:left="360"/>
-        <w:jc w:val="both"/>
-        <w:rPr>
-          <w:rFonts w:hint="eastAsia"/>
-        </w:rPr>
+      </w:pPr>
+    </w:p>
+    <w:p>
+      <w:pPr>
+        <w:ind w:left="360"/>
+        <w:jc w:val="both"/>
+      </w:pPr>
+    </w:p>
+    <w:p>
+      <w:pPr>
+        <w:ind w:left="360"/>
+        <w:jc w:val="both"/>
+      </w:pPr>
+    </w:p>
+    <w:p>
+      <w:pPr>
+        <w:ind w:left="360"/>
+        <w:jc w:val="both"/>
       </w:pPr>
     </w:p>
     <w:p>
       <w:pPr>
         <w:pStyle w:val="2"/>
-        <w:rPr>
-          <w:rFonts w:hint="eastAsia"/>
-        </w:rPr>
       </w:pPr>
       <w:r>
         <w:rPr>
@@ -1340,9 +1078,6 @@
       <w:pPr>
         <w:ind w:left="360"/>
         <w:jc w:val="both"/>
-        <w:rPr>
-          <w:rFonts w:hint="eastAsia"/>
-        </w:rPr>
       </w:pPr>
       <w:r>
         <w:rPr>
@@ -1355,9 +1090,6 @@
       <w:pPr>
         <w:ind w:left="360"/>
         <w:jc w:val="both"/>
-        <w:rPr>
-          <w:rFonts w:hint="eastAsia"/>
-        </w:rPr>
       </w:pPr>
       <w:r>
         <w:t>CharacterID</w:t>
@@ -1373,9 +1105,6 @@
       <w:pPr>
         <w:ind w:left="360"/>
         <w:jc w:val="both"/>
-        <w:rPr>
-          <w:rFonts w:hint="eastAsia"/>
-        </w:rPr>
       </w:pPr>
       <w:r>
         <w:t>SkillType</w:t>
@@ -1391,9 +1120,6 @@
       <w:pPr>
         <w:ind w:left="360"/>
         <w:jc w:val="both"/>
-        <w:rPr>
-          <w:rFonts w:hint="eastAsia"/>
-        </w:rPr>
       </w:pPr>
       <w:r>
         <w:rPr>
@@ -1406,9 +1132,6 @@
       <w:pPr>
         <w:ind w:left="360"/>
         <w:jc w:val="both"/>
-        <w:rPr>
-          <w:rFonts w:hint="eastAsia"/>
-        </w:rPr>
       </w:pPr>
       <w:r>
         <w:rPr>
@@ -1427,9 +1150,6 @@
       <w:pPr>
         <w:ind w:left="360"/>
         <w:jc w:val="both"/>
-        <w:rPr>
-          <w:rFonts w:hint="eastAsia"/>
-        </w:rPr>
       </w:pPr>
       <w:r>
         <w:rPr>
@@ -1442,9 +1162,6 @@
       <w:pPr>
         <w:ind w:left="360"/>
         <w:jc w:val="both"/>
-        <w:rPr>
-          <w:rFonts w:hint="eastAsia"/>
-        </w:rPr>
       </w:pPr>
       <w:r>
         <w:rPr>
@@ -1457,18 +1174,12 @@
       <w:pPr>
         <w:ind w:left="360"/>
         <w:jc w:val="both"/>
-        <w:rPr>
-          <w:rFonts w:hint="eastAsia"/>
-        </w:rPr>
-      </w:pPr>
-    </w:p>
-    <w:p>
-      <w:pPr>
-        <w:ind w:left="360"/>
-        <w:jc w:val="both"/>
-        <w:rPr>
-          <w:rFonts w:hint="eastAsia"/>
-        </w:rPr>
+      </w:pPr>
+    </w:p>
+    <w:p>
+      <w:pPr>
+        <w:ind w:left="360"/>
+        <w:jc w:val="both"/>
       </w:pPr>
       <w:r>
         <w:rPr>
@@ -1481,17 +1192,11 @@
       <w:pPr>
         <w:ind w:left="360"/>
         <w:jc w:val="both"/>
-        <w:rPr>
-          <w:rFonts w:hint="eastAsia"/>
-        </w:rPr>
       </w:pPr>
     </w:p>
     <w:p>
       <w:pPr>
         <w:pStyle w:val="2"/>
-        <w:rPr>
-          <w:rFonts w:hint="eastAsia"/>
-        </w:rPr>
       </w:pPr>
       <w:r>
         <w:rPr>
@@ -1504,9 +1209,6 @@
       <w:pPr>
         <w:ind w:left="360"/>
         <w:jc w:val="both"/>
-        <w:rPr>
-          <w:rFonts w:hint="eastAsia"/>
-        </w:rPr>
       </w:pPr>
       <w:r>
         <w:rPr>
@@ -1519,9 +1221,6 @@
       <w:pPr>
         <w:ind w:left="360"/>
         <w:jc w:val="both"/>
-        <w:rPr>
-          <w:rFonts w:hint="eastAsia"/>
-        </w:rPr>
       </w:pPr>
       <w:r>
         <w:rPr>
@@ -1534,9 +1233,6 @@
       <w:pPr>
         <w:ind w:left="360"/>
         <w:jc w:val="both"/>
-        <w:rPr>
-          <w:rFonts w:hint="eastAsia"/>
-        </w:rPr>
       </w:pPr>
       <w:r>
         <w:rPr>
@@ -1561,9 +1257,6 @@
       <w:pPr>
         <w:ind w:left="360"/>
         <w:jc w:val="both"/>
-        <w:rPr>
-          <w:rFonts w:hint="eastAsia"/>
-        </w:rPr>
       </w:pPr>
       <w:r>
         <w:rPr>
@@ -1576,9 +1269,6 @@
       <w:pPr>
         <w:ind w:left="360"/>
         <w:jc w:val="both"/>
-        <w:rPr>
-          <w:rFonts w:hint="eastAsia"/>
-        </w:rPr>
       </w:pPr>
       <w:r>
         <w:tab/>
@@ -1597,9 +1287,6 @@
       <w:pPr>
         <w:ind w:left="360"/>
         <w:jc w:val="both"/>
-        <w:rPr>
-          <w:rFonts w:hint="eastAsia"/>
-        </w:rPr>
       </w:pPr>
       <w:r>
         <w:tab/>
@@ -1646,9 +1333,6 @@
       <w:pPr>
         <w:ind w:left="360"/>
         <w:jc w:val="both"/>
-        <w:rPr>
-          <w:rFonts w:hint="eastAsia"/>
-        </w:rPr>
       </w:pPr>
       <w:r>
         <w:tab/>
@@ -1676,18 +1360,12 @@
       <w:pPr>
         <w:ind w:left="360"/>
         <w:jc w:val="both"/>
-        <w:rPr>
-          <w:rFonts w:hint="eastAsia"/>
-        </w:rPr>
-      </w:pPr>
-    </w:p>
-    <w:p>
-      <w:pPr>
-        <w:ind w:left="360"/>
-        <w:jc w:val="both"/>
-        <w:rPr>
-          <w:rFonts w:hint="eastAsia"/>
-        </w:rPr>
+      </w:pPr>
+    </w:p>
+    <w:p>
+      <w:pPr>
+        <w:ind w:left="360"/>
+        <w:jc w:val="both"/>
       </w:pPr>
       <w:r>
         <w:rPr>
@@ -1700,17 +1378,11 @@
       <w:pPr>
         <w:ind w:left="360"/>
         <w:jc w:val="both"/>
-        <w:rPr>
-          <w:rFonts w:hint="eastAsia"/>
-        </w:rPr>
       </w:pPr>
     </w:p>
     <w:p>
       <w:pPr>
         <w:pStyle w:val="2"/>
-        <w:rPr>
-          <w:rFonts w:hint="eastAsia"/>
-        </w:rPr>
       </w:pPr>
       <w:r>
         <w:rPr>
@@ -1723,9 +1395,6 @@
       <w:pPr>
         <w:ind w:left="360"/>
         <w:jc w:val="both"/>
-        <w:rPr>
-          <w:rFonts w:hint="eastAsia"/>
-        </w:rPr>
       </w:pPr>
       <w:r>
         <w:rPr>
@@ -1738,9 +1407,6 @@
       <w:pPr>
         <w:ind w:left="360"/>
         <w:jc w:val="both"/>
-        <w:rPr>
-          <w:rFonts w:hint="eastAsia"/>
-        </w:rPr>
       </w:pPr>
       <w:r>
         <w:rPr>
@@ -1753,9 +1419,6 @@
       <w:pPr>
         <w:ind w:left="360"/>
         <w:jc w:val="both"/>
-        <w:rPr>
-          <w:rFonts w:hint="eastAsia"/>
-        </w:rPr>
       </w:pPr>
       <w:r>
         <w:rPr>
@@ -1768,9 +1431,6 @@
       <w:pPr>
         <w:ind w:left="360"/>
         <w:jc w:val="both"/>
-        <w:rPr>
-          <w:rFonts w:hint="eastAsia"/>
-        </w:rPr>
       </w:pPr>
       <w:r>
         <w:tab/>
@@ -1792,9 +1452,6 @@
       <w:pPr>
         <w:ind w:left="360"/>
         <w:jc w:val="both"/>
-        <w:rPr>
-          <w:rFonts w:hint="eastAsia"/>
-        </w:rPr>
       </w:pPr>
       <w:r>
         <w:tab/>
@@ -1837,18 +1494,12 @@
       <w:pPr>
         <w:ind w:left="360"/>
         <w:jc w:val="both"/>
-        <w:rPr>
-          <w:rFonts w:hint="eastAsia"/>
-        </w:rPr>
-      </w:pPr>
-    </w:p>
-    <w:p>
-      <w:pPr>
-        <w:ind w:left="360"/>
-        <w:jc w:val="both"/>
-        <w:rPr>
-          <w:rFonts w:hint="eastAsia"/>
-        </w:rPr>
+      </w:pPr>
+    </w:p>
+    <w:p>
+      <w:pPr>
+        <w:ind w:left="360"/>
+        <w:jc w:val="both"/>
       </w:pPr>
       <w:r>
         <w:rPr>
@@ -1861,17 +1512,11 @@
       <w:pPr>
         <w:ind w:left="360"/>
         <w:jc w:val="both"/>
-        <w:rPr>
-          <w:rFonts w:hint="eastAsia"/>
-        </w:rPr>
       </w:pPr>
     </w:p>
     <w:p>
       <w:pPr>
         <w:pStyle w:val="2"/>
-        <w:rPr>
-          <w:rFonts w:hint="eastAsia"/>
-        </w:rPr>
       </w:pPr>
       <w:r>
         <w:rPr>
@@ -1884,9 +1529,6 @@
       <w:pPr>
         <w:ind w:left="360"/>
         <w:jc w:val="both"/>
-        <w:rPr>
-          <w:rFonts w:hint="eastAsia"/>
-        </w:rPr>
       </w:pPr>
       <w:r>
         <w:t>AscensionLevel</w:t>
@@ -1902,9 +1544,6 @@
       <w:pPr>
         <w:ind w:left="360"/>
         <w:jc w:val="both"/>
-        <w:rPr>
-          <w:rFonts w:hint="eastAsia"/>
-        </w:rPr>
       </w:pPr>
       <w:r>
         <w:t>BaseHPFlat</w:t>
@@ -1920,9 +1559,6 @@
       <w:pPr>
         <w:ind w:left="360"/>
         <w:jc w:val="both"/>
-        <w:rPr>
-          <w:rFonts w:hint="eastAsia"/>
-        </w:rPr>
       </w:pPr>
       <w:r>
         <w:rPr>
@@ -1935,9 +1571,6 @@
       <w:pPr>
         <w:ind w:left="360"/>
         <w:jc w:val="both"/>
-        <w:rPr>
-          <w:rFonts w:hint="eastAsia"/>
-        </w:rPr>
       </w:pPr>
       <w:r>
         <w:rPr>
@@ -1968,17 +1601,11 @@
       <w:pPr>
         <w:ind w:left="360"/>
         <w:jc w:val="both"/>
-        <w:rPr>
-          <w:rFonts w:hint="eastAsia"/>
-        </w:rPr>
       </w:pPr>
     </w:p>
     <w:p>
       <w:pPr>
         <w:pStyle w:val="2"/>
-        <w:rPr>
-          <w:rFonts w:hint="eastAsia"/>
-        </w:rPr>
       </w:pPr>
       <w:r>
         <w:lastRenderedPageBreak/>
@@ -1989,9 +1616,6 @@
       <w:pPr>
         <w:ind w:left="360"/>
         <w:jc w:val="both"/>
-        <w:rPr>
-          <w:rFonts w:hint="eastAsia"/>
-        </w:rPr>
       </w:pPr>
       <w:r>
         <w:rPr>
@@ -2003,34 +1627,22 @@
     <w:p>
       <w:pPr>
         <w:jc w:val="both"/>
-        <w:rPr>
-          <w:rFonts w:hint="eastAsia"/>
-        </w:rPr>
-      </w:pPr>
-    </w:p>
-    <w:p>
-      <w:pPr>
-        <w:jc w:val="both"/>
-        <w:rPr>
-          <w:rFonts w:hint="eastAsia"/>
-        </w:rPr>
-      </w:pPr>
-    </w:p>
-    <w:p>
-      <w:pPr>
-        <w:ind w:left="360"/>
-        <w:jc w:val="both"/>
-        <w:rPr>
-          <w:rFonts w:hint="eastAsia"/>
-        </w:rPr>
+      </w:pPr>
+    </w:p>
+    <w:p>
+      <w:pPr>
+        <w:jc w:val="both"/>
+      </w:pPr>
+    </w:p>
+    <w:p>
+      <w:pPr>
+        <w:ind w:left="360"/>
+        <w:jc w:val="both"/>
       </w:pPr>
     </w:p>
     <w:p>
       <w:pPr>
         <w:pStyle w:val="1"/>
-        <w:rPr>
-          <w:rFonts w:hint="eastAsia"/>
-        </w:rPr>
       </w:pPr>
       <w:r>
         <w:t>Character_Growth_Curve</w:t>
@@ -2040,18 +1652,12 @@
       <w:pPr>
         <w:ind w:firstLine="420"/>
         <w:jc w:val="both"/>
-        <w:rPr>
-          <w:rFonts w:hint="eastAsia"/>
-        </w:rPr>
       </w:pPr>
     </w:p>
     <w:p>
       <w:pPr>
         <w:ind w:firstLine="420"/>
         <w:jc w:val="both"/>
-        <w:rPr>
-          <w:rFonts w:hint="eastAsia"/>
-        </w:rPr>
       </w:pPr>
       <w:r>
         <w:rPr>
@@ -2063,25 +1669,16 @@
     <w:p>
       <w:pPr>
         <w:jc w:val="both"/>
-        <w:rPr>
-          <w:rFonts w:hint="eastAsia"/>
-        </w:rPr>
-      </w:pPr>
-    </w:p>
-    <w:p>
-      <w:pPr>
-        <w:jc w:val="both"/>
-        <w:rPr>
-          <w:rFonts w:hint="eastAsia"/>
-        </w:rPr>
+      </w:pPr>
+    </w:p>
+    <w:p>
+      <w:pPr>
+        <w:jc w:val="both"/>
       </w:pPr>
     </w:p>
     <w:p>
       <w:pPr>
         <w:pStyle w:val="1"/>
-        <w:rPr>
-          <w:rFonts w:hint="eastAsia"/>
-        </w:rPr>
       </w:pPr>
       <w:r>
         <w:t>EnemyAttributes</w:t>
@@ -2090,9 +1687,6 @@
     <w:p>
       <w:pPr>
         <w:pStyle w:val="2"/>
-        <w:rPr>
-          <w:rFonts w:hint="eastAsia"/>
-        </w:rPr>
       </w:pPr>
       <w:r>
         <w:rPr>
@@ -2105,9 +1699,6 @@
       <w:pPr>
         <w:ind w:left="360"/>
         <w:jc w:val="both"/>
-        <w:rPr>
-          <w:rFonts w:hint="eastAsia"/>
-        </w:rPr>
       </w:pPr>
       <w:r>
         <w:t>EnemyID</w:t>
@@ -2123,9 +1714,6 @@
       <w:pPr>
         <w:ind w:left="360"/>
         <w:jc w:val="both"/>
-        <w:rPr>
-          <w:rFonts w:hint="eastAsia"/>
-        </w:rPr>
       </w:pPr>
       <w:r>
         <w:t>EnemyNameID</w:t>
@@ -2141,9 +1729,6 @@
       <w:pPr>
         <w:ind w:left="360"/>
         <w:jc w:val="both"/>
-        <w:rPr>
-          <w:rFonts w:hint="eastAsia"/>
-        </w:rPr>
       </w:pPr>
       <w:r>
         <w:t>EnemyName</w:t>
@@ -2159,9 +1744,6 @@
       <w:pPr>
         <w:ind w:left="360"/>
         <w:jc w:val="both"/>
-        <w:rPr>
-          <w:rFonts w:hint="eastAsia"/>
-        </w:rPr>
       </w:pPr>
       <w:r>
         <w:t>Threat</w:t>
@@ -2183,9 +1765,6 @@
       <w:pPr>
         <w:ind w:left="360"/>
         <w:jc w:val="both"/>
-        <w:rPr>
-          <w:rFonts w:hint="eastAsia"/>
-        </w:rPr>
       </w:pPr>
       <w:r>
         <w:t>ActsGiven</w:t>
@@ -2201,9 +1780,6 @@
       <w:pPr>
         <w:ind w:left="360"/>
         <w:jc w:val="both"/>
-        <w:rPr>
-          <w:rFonts w:hint="eastAsia"/>
-        </w:rPr>
       </w:pPr>
       <w:r>
         <w:t>Poise</w:t>
@@ -2231,9 +1807,6 @@
       <w:pPr>
         <w:ind w:left="360"/>
         <w:jc w:val="both"/>
-        <w:rPr>
-          <w:rFonts w:hint="eastAsia"/>
-        </w:rPr>
       </w:pPr>
       <w:r>
         <w:t>ATK_Curve</w:t>
@@ -2249,9 +1822,6 @@
       <w:pPr>
         <w:ind w:left="360"/>
         <w:jc w:val="both"/>
-        <w:rPr>
-          <w:rFonts w:hint="eastAsia"/>
-        </w:rPr>
       </w:pPr>
       <w:r>
         <w:t>HP_coeff</w:t>
@@ -2267,9 +1837,6 @@
       <w:pPr>
         <w:ind w:left="360"/>
         <w:jc w:val="both"/>
-        <w:rPr>
-          <w:rFonts w:hint="eastAsia"/>
-        </w:rPr>
       </w:pPr>
       <w:r>
         <w:rPr>
@@ -2282,41 +1849,26 @@
       <w:pPr>
         <w:ind w:left="360"/>
         <w:jc w:val="both"/>
-        <w:rPr>
-          <w:rFonts w:hint="eastAsia"/>
-        </w:rPr>
-      </w:pPr>
-    </w:p>
-    <w:p>
-      <w:pPr>
-        <w:jc w:val="both"/>
-        <w:rPr>
-          <w:rFonts w:hint="eastAsia"/>
-        </w:rPr>
-      </w:pPr>
-    </w:p>
-    <w:p>
-      <w:pPr>
-        <w:jc w:val="both"/>
-        <w:rPr>
-          <w:rFonts w:hint="eastAsia"/>
-        </w:rPr>
-      </w:pPr>
-    </w:p>
-    <w:p>
-      <w:pPr>
-        <w:jc w:val="both"/>
-        <w:rPr>
-          <w:rFonts w:hint="eastAsia"/>
-        </w:rPr>
+      </w:pPr>
+    </w:p>
+    <w:p>
+      <w:pPr>
+        <w:jc w:val="both"/>
+      </w:pPr>
+    </w:p>
+    <w:p>
+      <w:pPr>
+        <w:jc w:val="both"/>
+      </w:pPr>
+    </w:p>
+    <w:p>
+      <w:pPr>
+        <w:jc w:val="both"/>
       </w:pPr>
     </w:p>
     <w:p>
       <w:pPr>
         <w:pStyle w:val="1"/>
-        <w:rPr>
-          <w:rFonts w:hint="eastAsia"/>
-        </w:rPr>
       </w:pPr>
       <w:r>
         <w:rPr>
@@ -2328,9 +1880,6 @@
     <w:p>
       <w:pPr>
         <w:pStyle w:val="2"/>
-        <w:rPr>
-          <w:rFonts w:hint="eastAsia"/>
-        </w:rPr>
       </w:pPr>
       <w:r>
         <w:rPr>
@@ -2343,9 +1892,6 @@
       <w:pPr>
         <w:ind w:left="420"/>
         <w:jc w:val="both"/>
-        <w:rPr>
-          <w:rFonts w:hint="eastAsia"/>
-        </w:rPr>
       </w:pPr>
       <w:r>
         <w:t>EnemySkillID</w:t>
@@ -2361,9 +1907,6 @@
       <w:pPr>
         <w:ind w:left="420"/>
         <w:jc w:val="both"/>
-        <w:rPr>
-          <w:rFonts w:hint="eastAsia"/>
-        </w:rPr>
       </w:pPr>
       <w:r>
         <w:t>EnemySkillID2</w:t>
@@ -2379,9 +1922,6 @@
       <w:pPr>
         <w:ind w:left="420"/>
         <w:jc w:val="both"/>
-        <w:rPr>
-          <w:rFonts w:hint="eastAsia"/>
-        </w:rPr>
       </w:pPr>
       <w:r>
         <w:t>EnemySkillName</w:t>
@@ -2397,9 +1937,6 @@
       <w:pPr>
         <w:ind w:left="420"/>
         <w:jc w:val="both"/>
-        <w:rPr>
-          <w:rFonts w:hint="eastAsia"/>
-        </w:rPr>
       </w:pPr>
       <w:r>
         <w:rPr>
@@ -2412,9 +1949,6 @@
       <w:pPr>
         <w:ind w:left="420"/>
         <w:jc w:val="both"/>
-        <w:rPr>
-          <w:rFonts w:hint="eastAsia"/>
-        </w:rPr>
       </w:pPr>
       <w:r>
         <w:t>UsePerTurn</w:t>
@@ -2436,9 +1970,6 @@
       <w:pPr>
         <w:ind w:left="420"/>
         <w:jc w:val="both"/>
-        <w:rPr>
-          <w:rFonts w:hint="eastAsia"/>
-        </w:rPr>
       </w:pPr>
       <w:r>
         <w:t>HighThreat</w:t>
@@ -2454,9 +1985,6 @@
       <w:pPr>
         <w:ind w:left="420"/>
         <w:jc w:val="both"/>
-        <w:rPr>
-          <w:rFonts w:hint="eastAsia"/>
-        </w:rPr>
       </w:pPr>
       <w:r>
         <w:t>Description</w:t>
@@ -2472,17 +2000,11 @@
       <w:pPr>
         <w:ind w:left="420"/>
         <w:jc w:val="both"/>
-        <w:rPr>
-          <w:rFonts w:hint="eastAsia"/>
-        </w:rPr>
       </w:pPr>
     </w:p>
     <w:p>
       <w:pPr>
         <w:pStyle w:val="2"/>
-        <w:rPr>
-          <w:rFonts w:hint="eastAsia"/>
-        </w:rPr>
       </w:pPr>
       <w:r>
         <w:t>EnemySkill_Effect</w:t>
@@ -2492,9 +2014,6 @@
       <w:pPr>
         <w:ind w:left="420"/>
         <w:jc w:val="both"/>
-        <w:rPr>
-          <w:rFonts w:hint="eastAsia"/>
-        </w:rPr>
       </w:pPr>
       <w:r>
         <w:rPr>
@@ -2507,9 +2026,6 @@
       <w:pPr>
         <w:ind w:left="420"/>
         <w:jc w:val="both"/>
-        <w:rPr>
-          <w:rFonts w:hint="eastAsia"/>
-        </w:rPr>
       </w:pPr>
       <w:r>
         <w:rPr>
@@ -2531,9 +2047,6 @@
       <w:pPr>
         <w:ind w:left="420"/>
         <w:jc w:val="both"/>
-        <w:rPr>
-          <w:rFonts w:hint="eastAsia"/>
-        </w:rPr>
       </w:pPr>
       <w:r>
         <w:rPr>
@@ -2545,9 +2058,6 @@
     <w:p>
       <w:pPr>
         <w:pStyle w:val="2"/>
-        <w:rPr>
-          <w:rFonts w:hint="eastAsia"/>
-        </w:rPr>
       </w:pPr>
       <w:r>
         <w:t>EnemySkill_Param</w:t>
@@ -2557,9 +2067,6 @@
       <w:pPr>
         <w:ind w:left="420"/>
         <w:jc w:val="both"/>
-        <w:rPr>
-          <w:rFonts w:hint="eastAsia"/>
-        </w:rPr>
       </w:pPr>
       <w:r>
         <w:rPr>
@@ -2583,9 +2090,6 @@
     <w:p>
       <w:pPr>
         <w:pStyle w:val="2"/>
-        <w:rPr>
-          <w:rFonts w:hint="eastAsia"/>
-        </w:rPr>
       </w:pPr>
       <w:r>
         <w:t>EnemyAI</w:t>
@@ -2595,9 +2099,6 @@
       <w:pPr>
         <w:ind w:left="420"/>
         <w:jc w:val="both"/>
-        <w:rPr>
-          <w:rFonts w:hint="eastAsia"/>
-        </w:rPr>
       </w:pPr>
       <w:r>
         <w:t>PatternID</w:t>
@@ -2613,9 +2114,6 @@
       <w:pPr>
         <w:ind w:left="420"/>
         <w:jc w:val="both"/>
-        <w:rPr>
-          <w:rFonts w:hint="eastAsia"/>
-        </w:rPr>
       </w:pPr>
       <w:r>
         <w:t>NextPatternID</w:t>
@@ -2649,9 +2147,6 @@
       <w:pPr>
         <w:ind w:left="420"/>
         <w:jc w:val="both"/>
-        <w:rPr>
-          <w:rFonts w:hint="eastAsia"/>
-        </w:rPr>
       </w:pPr>
       <w:r>
         <w:t>ConditionType</w:t>
@@ -2667,9 +2162,6 @@
       <w:pPr>
         <w:ind w:left="420"/>
         <w:jc w:val="both"/>
-        <w:rPr>
-          <w:rFonts w:hint="eastAsia"/>
-        </w:rPr>
       </w:pPr>
       <w:r>
         <w:t>ConditionParam</w:t>
@@ -2693,9 +2185,6 @@
     <w:p>
       <w:pPr>
         <w:pStyle w:val="2"/>
-        <w:rPr>
-          <w:rFonts w:hint="eastAsia"/>
-        </w:rPr>
       </w:pPr>
       <w:r>
         <w:t>EnemyAI_Rule</w:t>
@@ -2705,9 +2194,6 @@
       <w:pPr>
         <w:ind w:left="420"/>
         <w:jc w:val="both"/>
-        <w:rPr>
-          <w:rFonts w:hint="eastAsia"/>
-        </w:rPr>
       </w:pPr>
       <w:r>
         <w:lastRenderedPageBreak/>
@@ -2724,9 +2210,6 @@
       <w:pPr>
         <w:ind w:left="420"/>
         <w:jc w:val="both"/>
-        <w:rPr>
-          <w:rFonts w:hint="eastAsia"/>
-        </w:rPr>
       </w:pPr>
       <w:r>
         <w:t>PatternType</w:t>
@@ -2742,9 +2225,6 @@
       <w:pPr>
         <w:ind w:left="420"/>
         <w:jc w:val="both"/>
-        <w:rPr>
-          <w:rFonts w:hint="eastAsia"/>
-        </w:rPr>
       </w:pPr>
       <w:r>
         <w:tab/>
@@ -2763,9 +2243,6 @@
       <w:pPr>
         <w:ind w:left="420"/>
         <w:jc w:val="both"/>
-        <w:rPr>
-          <w:rFonts w:hint="eastAsia"/>
-        </w:rPr>
       </w:pPr>
       <w:r>
         <w:t>SkillIndex</w:t>
@@ -2781,9 +2258,6 @@
       <w:pPr>
         <w:ind w:left="420"/>
         <w:jc w:val="both"/>
-        <w:rPr>
-          <w:rFonts w:hint="eastAsia"/>
-        </w:rPr>
       </w:pPr>
       <w:r>
         <w:t>Weight</w:t>
@@ -2799,25 +2273,16 @@
       <w:pPr>
         <w:ind w:left="420"/>
         <w:jc w:val="both"/>
-        <w:rPr>
-          <w:rFonts w:hint="eastAsia"/>
-        </w:rPr>
-      </w:pPr>
-    </w:p>
-    <w:p>
-      <w:pPr>
-        <w:jc w:val="both"/>
-        <w:rPr>
-          <w:rFonts w:hint="eastAsia"/>
-        </w:rPr>
+      </w:pPr>
+    </w:p>
+    <w:p>
+      <w:pPr>
+        <w:jc w:val="both"/>
       </w:pPr>
     </w:p>
     <w:p>
       <w:pPr>
         <w:pStyle w:val="1"/>
-        <w:rPr>
-          <w:rFonts w:hint="eastAsia"/>
-        </w:rPr>
       </w:pPr>
       <w:r>
         <w:rPr>
@@ -2829,9 +2294,6 @@
     <w:p>
       <w:pPr>
         <w:pStyle w:val="2"/>
-        <w:rPr>
-          <w:rFonts w:hint="eastAsia"/>
-        </w:rPr>
       </w:pPr>
       <w:r>
         <w:rPr>
@@ -2841,11 +2303,6 @@
       </w:r>
     </w:p>
     <w:p>
-      <w:pPr>
-        <w:rPr>
-          <w:rFonts w:hint="eastAsia"/>
-        </w:rPr>
-      </w:pPr>
       <w:r>
         <w:tab/>
       </w:r>
@@ -2857,11 +2314,6 @@
       </w:r>
     </w:p>
     <w:p>
-      <w:pPr>
-        <w:rPr>
-          <w:rFonts w:hint="eastAsia"/>
-        </w:rPr>
-      </w:pPr>
       <w:r>
         <w:tab/>
       </w:r>
@@ -2873,11 +2325,6 @@
       </w:r>
     </w:p>
     <w:p>
-      <w:pPr>
-        <w:rPr>
-          <w:rFonts w:hint="eastAsia"/>
-        </w:rPr>
-      </w:pPr>
       <w:r>
         <w:tab/>
       </w:r>
@@ -2889,11 +2336,6 @@
       </w:r>
     </w:p>
     <w:p>
-      <w:pPr>
-        <w:rPr>
-          <w:rFonts w:hint="eastAsia"/>
-        </w:rPr>
-      </w:pPr>
       <w:r>
         <w:tab/>
       </w:r>
@@ -2905,11 +2347,6 @@
       </w:r>
     </w:p>
     <w:p>
-      <w:pPr>
-        <w:rPr>
-          <w:rFonts w:hint="eastAsia"/>
-        </w:rPr>
-      </w:pPr>
       <w:r>
         <w:tab/>
       </w:r>
@@ -2924,11 +2361,6 @@
       </w:r>
     </w:p>
     <w:p>
-      <w:pPr>
-        <w:rPr>
-          <w:rFonts w:hint="eastAsia"/>
-        </w:rPr>
-      </w:pPr>
       <w:r>
         <w:tab/>
       </w:r>
@@ -2943,11 +2375,6 @@
       </w:r>
     </w:p>
     <w:p>
-      <w:pPr>
-        <w:rPr>
-          <w:rFonts w:hint="eastAsia"/>
-        </w:rPr>
-      </w:pPr>
       <w:r>
         <w:tab/>
       </w:r>
@@ -2959,11 +2386,6 @@
       </w:r>
     </w:p>
     <w:p>
-      <w:pPr>
-        <w:rPr>
-          <w:rFonts w:hint="eastAsia"/>
-        </w:rPr>
-      </w:pPr>
       <w:r>
         <w:tab/>
       </w:r>
@@ -2978,11 +2400,6 @@
       </w:r>
     </w:p>
     <w:p>
-      <w:pPr>
-        <w:rPr>
-          <w:rFonts w:hint="eastAsia"/>
-        </w:rPr>
-      </w:pPr>
       <w:r>
         <w:tab/>
       </w:r>
@@ -2997,11 +2414,6 @@
       </w:r>
     </w:p>
     <w:p>
-      <w:pPr>
-        <w:rPr>
-          <w:rFonts w:hint="eastAsia"/>
-        </w:rPr>
-      </w:pPr>
       <w:r>
         <w:tab/>
       </w:r>
@@ -3018,9 +2430,6 @@
     <w:p>
       <w:pPr>
         <w:ind w:left="420"/>
-        <w:rPr>
-          <w:rFonts w:hint="eastAsia"/>
-        </w:rPr>
       </w:pPr>
       <w:r>
         <w:rPr>
@@ -3032,25 +2441,16 @@
     <w:p>
       <w:pPr>
         <w:jc w:val="both"/>
-        <w:rPr>
-          <w:rFonts w:hint="eastAsia"/>
-        </w:rPr>
-      </w:pPr>
-    </w:p>
-    <w:p>
-      <w:pPr>
-        <w:jc w:val="both"/>
-        <w:rPr>
-          <w:rFonts w:hint="eastAsia"/>
-        </w:rPr>
+      </w:pPr>
+    </w:p>
+    <w:p>
+      <w:pPr>
+        <w:jc w:val="both"/>
       </w:pPr>
     </w:p>
     <w:p>
       <w:pPr>
         <w:pStyle w:val="2"/>
-        <w:rPr>
-          <w:rFonts w:hint="eastAsia"/>
-        </w:rPr>
       </w:pPr>
       <w:r>
         <w:rPr>
@@ -3060,11 +2460,6 @@
       </w:r>
     </w:p>
     <w:p>
-      <w:pPr>
-        <w:rPr>
-          <w:rFonts w:hint="eastAsia"/>
-        </w:rPr>
-      </w:pPr>
       <w:r>
         <w:lastRenderedPageBreak/>
         <w:tab/>
@@ -3077,11 +2472,6 @@
       </w:r>
     </w:p>
     <w:p>
-      <w:pPr>
-        <w:rPr>
-          <w:rFonts w:hint="eastAsia"/>
-        </w:rPr>
-      </w:pPr>
       <w:r>
         <w:tab/>
       </w:r>
@@ -3095,17 +2485,11 @@
     <w:p>
       <w:pPr>
         <w:jc w:val="both"/>
-        <w:rPr>
-          <w:rFonts w:hint="eastAsia"/>
-        </w:rPr>
       </w:pPr>
     </w:p>
     <w:p>
       <w:pPr>
         <w:pStyle w:val="2"/>
-        <w:rPr>
-          <w:rFonts w:hint="eastAsia"/>
-        </w:rPr>
       </w:pPr>
       <w:r>
         <w:rPr>
@@ -3117,9 +2501,6 @@
     <w:p>
       <w:pPr>
         <w:jc w:val="both"/>
-        <w:rPr>
-          <w:rFonts w:hint="eastAsia"/>
-        </w:rPr>
       </w:pPr>
       <w:r>
         <w:tab/>
@@ -3134,9 +2515,6 @@
     <w:p>
       <w:pPr>
         <w:jc w:val="both"/>
-        <w:rPr>
-          <w:rFonts w:hint="eastAsia"/>
-        </w:rPr>
       </w:pPr>
       <w:r>
         <w:tab/>
@@ -3151,9 +2529,6 @@
     <w:p>
       <w:pPr>
         <w:jc w:val="both"/>
-        <w:rPr>
-          <w:rFonts w:hint="eastAsia"/>
-        </w:rPr>
       </w:pPr>
       <w:r>
         <w:tab/>
@@ -3168,17 +2543,11 @@
     <w:p>
       <w:pPr>
         <w:jc w:val="both"/>
-        <w:rPr>
-          <w:rFonts w:hint="eastAsia"/>
-        </w:rPr>
       </w:pPr>
     </w:p>
     <w:p>
       <w:pPr>
         <w:pStyle w:val="2"/>
-        <w:rPr>
-          <w:rFonts w:hint="eastAsia"/>
-        </w:rPr>
       </w:pPr>
       <w:r>
         <w:rPr>
@@ -3188,11 +2557,6 @@
       </w:r>
     </w:p>
     <w:p>
-      <w:pPr>
-        <w:rPr>
-          <w:rFonts w:hint="eastAsia"/>
-        </w:rPr>
-      </w:pPr>
       <w:r>
         <w:tab/>
       </w:r>
@@ -3206,25 +2570,16 @@
     <w:p>
       <w:pPr>
         <w:jc w:val="both"/>
-        <w:rPr>
-          <w:rFonts w:hint="eastAsia"/>
-        </w:rPr>
-      </w:pPr>
-    </w:p>
-    <w:p>
-      <w:pPr>
-        <w:jc w:val="both"/>
-        <w:rPr>
-          <w:rFonts w:hint="eastAsia"/>
-        </w:rPr>
+      </w:pPr>
+    </w:p>
+    <w:p>
+      <w:pPr>
+        <w:jc w:val="both"/>
       </w:pPr>
     </w:p>
     <w:p>
       <w:pPr>
         <w:pStyle w:val="1"/>
-        <w:rPr>
-          <w:rFonts w:hint="eastAsia"/>
-        </w:rPr>
       </w:pPr>
       <w:r>
         <w:t>StatusDat</w:t>
@@ -3257,9 +2612,6 @@
     <w:p>
       <w:pPr>
         <w:pStyle w:val="2"/>
-        <w:rPr>
-          <w:rFonts w:hint="eastAsia"/>
-        </w:rPr>
       </w:pPr>
       <w:r>
         <w:t>StatusData_Main</w:t>
@@ -3269,9 +2621,6 @@
       <w:pPr>
         <w:ind w:left="420"/>
         <w:jc w:val="both"/>
-        <w:rPr>
-          <w:rFonts w:hint="eastAsia"/>
-        </w:rPr>
       </w:pPr>
       <w:r>
         <w:t>StatusID</w:t>
@@ -3287,9 +2636,6 @@
       <w:pPr>
         <w:ind w:left="420"/>
         <w:jc w:val="both"/>
-        <w:rPr>
-          <w:rFonts w:hint="eastAsia"/>
-        </w:rPr>
       </w:pPr>
       <w:r>
         <w:t>StatusID2</w:t>
@@ -3305,9 +2651,6 @@
       <w:pPr>
         <w:ind w:left="420"/>
         <w:jc w:val="both"/>
-        <w:rPr>
-          <w:rFonts w:hint="eastAsia"/>
-        </w:rPr>
       </w:pPr>
       <w:r>
         <w:t>StatusName</w:t>
@@ -3323,9 +2666,6 @@
       <w:pPr>
         <w:ind w:left="420"/>
         <w:jc w:val="both"/>
-        <w:rPr>
-          <w:rFonts w:hint="eastAsia"/>
-        </w:rPr>
       </w:pPr>
       <w:r>
         <w:t>StatusType</w:t>
@@ -3347,9 +2687,6 @@
       <w:pPr>
         <w:ind w:left="840"/>
         <w:jc w:val="both"/>
-        <w:rPr>
-          <w:rFonts w:hint="eastAsia"/>
-        </w:rPr>
       </w:pPr>
       <w:r>
         <w:rPr>
@@ -3401,9 +2738,6 @@
       <w:pPr>
         <w:ind w:left="840"/>
         <w:jc w:val="both"/>
-        <w:rPr>
-          <w:rFonts w:hint="eastAsia"/>
-        </w:rPr>
       </w:pPr>
       <w:r>
         <w:rPr>
@@ -3416,9 +2750,6 @@
       <w:pPr>
         <w:ind w:left="420"/>
         <w:jc w:val="both"/>
-        <w:rPr>
-          <w:rFonts w:hint="eastAsia"/>
-        </w:rPr>
       </w:pPr>
       <w:r>
         <w:t>Display</w:t>
@@ -3434,9 +2765,6 @@
       <w:pPr>
         <w:ind w:left="420"/>
         <w:jc w:val="both"/>
-        <w:rPr>
-          <w:rFonts w:hint="eastAsia"/>
-        </w:rPr>
       </w:pPr>
       <w:r>
         <w:t>Description</w:t>
@@ -3452,9 +2780,6 @@
       <w:pPr>
         <w:ind w:left="420"/>
         <w:jc w:val="both"/>
-        <w:rPr>
-          <w:rFonts w:hint="eastAsia"/>
-        </w:rPr>
       </w:pPr>
       <w:r>
         <w:t>MultiplierPart</w:t>
@@ -3489,9 +2814,6 @@
       <w:pPr>
         <w:ind w:left="420"/>
         <w:jc w:val="both"/>
-        <w:rPr>
-          <w:rFonts w:hint="eastAsia"/>
-        </w:rPr>
       </w:pPr>
       <w:r>
         <w:t>ApplyDamageType</w:t>
@@ -3507,9 +2829,6 @@
       <w:pPr>
         <w:ind w:left="420"/>
         <w:jc w:val="both"/>
-        <w:rPr>
-          <w:rFonts w:hint="eastAsia"/>
-        </w:rPr>
       </w:pPr>
       <w:r>
         <w:rPr>
@@ -3522,9 +2841,6 @@
       <w:pPr>
         <w:ind w:left="420"/>
         <w:jc w:val="both"/>
-        <w:rPr>
-          <w:rFonts w:hint="eastAsia"/>
-        </w:rPr>
       </w:pPr>
       <w:r>
         <w:rPr>
@@ -3573,9 +2889,6 @@
       <w:pPr>
         <w:ind w:left="420"/>
         <w:jc w:val="both"/>
-        <w:rPr>
-          <w:rFonts w:hint="eastAsia"/>
-        </w:rPr>
       </w:pPr>
       <w:r>
         <w:rPr>
@@ -3588,9 +2901,6 @@
       <w:pPr>
         <w:ind w:left="420"/>
         <w:jc w:val="both"/>
-        <w:rPr>
-          <w:rFonts w:hint="eastAsia"/>
-        </w:rPr>
       </w:pPr>
       <w:r>
         <w:rPr>
@@ -3609,9 +2919,6 @@
       <w:pPr>
         <w:ind w:left="420"/>
         <w:jc w:val="both"/>
-        <w:rPr>
-          <w:rFonts w:hint="eastAsia"/>
-        </w:rPr>
       </w:pPr>
       <w:r>
         <w:rPr>
@@ -3624,9 +2931,6 @@
       <w:pPr>
         <w:ind w:left="420"/>
         <w:jc w:val="both"/>
-        <w:rPr>
-          <w:rFonts w:hint="eastAsia"/>
-        </w:rPr>
       </w:pPr>
       <w:r>
         <w:rPr>
@@ -3639,9 +2943,6 @@
       <w:pPr>
         <w:ind w:left="420"/>
         <w:jc w:val="both"/>
-        <w:rPr>
-          <w:rFonts w:hint="eastAsia"/>
-        </w:rPr>
       </w:pPr>
       <w:r>
         <w:rPr>
@@ -3654,9 +2955,6 @@
       <w:pPr>
         <w:ind w:left="420"/>
         <w:jc w:val="both"/>
-        <w:rPr>
-          <w:rFonts w:hint="eastAsia"/>
-        </w:rPr>
       </w:pPr>
       <w:r>
         <w:rPr>
@@ -3669,9 +2967,6 @@
       <w:pPr>
         <w:ind w:left="420"/>
         <w:jc w:val="both"/>
-        <w:rPr>
-          <w:rFonts w:hint="eastAsia"/>
-        </w:rPr>
       </w:pPr>
       <w:r>
         <w:rPr>
@@ -3690,9 +2985,6 @@
       <w:pPr>
         <w:ind w:left="420"/>
         <w:jc w:val="both"/>
-        <w:rPr>
-          <w:rFonts w:hint="eastAsia"/>
-        </w:rPr>
       </w:pPr>
       <w:r>
         <w:rPr>
@@ -3711,9 +3003,6 @@
       <w:pPr>
         <w:ind w:left="420"/>
         <w:jc w:val="both"/>
-        <w:rPr>
-          <w:rFonts w:hint="eastAsia"/>
-        </w:rPr>
       </w:pPr>
       <w:r>
         <w:rPr>
@@ -3732,9 +3021,6 @@
       <w:pPr>
         <w:ind w:left="420"/>
         <w:jc w:val="both"/>
-        <w:rPr>
-          <w:rFonts w:hint="eastAsia"/>
-        </w:rPr>
       </w:pPr>
       <w:r>
         <w:rPr>
@@ -3747,17 +3033,11 @@
       <w:pPr>
         <w:ind w:left="420"/>
         <w:jc w:val="both"/>
-        <w:rPr>
-          <w:rFonts w:hint="eastAsia"/>
-        </w:rPr>
       </w:pPr>
     </w:p>
     <w:p>
       <w:pPr>
         <w:pStyle w:val="2"/>
-        <w:rPr>
-          <w:rFonts w:hint="eastAsia"/>
-        </w:rPr>
       </w:pPr>
       <w:r>
         <w:t>Status_Action</w:t>
@@ -3767,9 +3047,6 @@
       <w:pPr>
         <w:ind w:left="420"/>
         <w:jc w:val="both"/>
-        <w:rPr>
-          <w:rFonts w:hint="eastAsia"/>
-        </w:rPr>
       </w:pPr>
       <w:r>
         <w:rPr>
@@ -3782,9 +3059,6 @@
       <w:pPr>
         <w:ind w:left="420" w:firstLine="420"/>
         <w:jc w:val="both"/>
-        <w:rPr>
-          <w:rFonts w:hint="eastAsia"/>
-        </w:rPr>
       </w:pPr>
       <w:r>
         <w:rPr>
@@ -3797,9 +3071,6 @@
       <w:pPr>
         <w:ind w:left="420" w:firstLine="420"/>
         <w:jc w:val="both"/>
-        <w:rPr>
-          <w:rFonts w:hint="eastAsia"/>
-        </w:rPr>
       </w:pPr>
       <w:r>
         <w:t>OnItsTurn</w:t>
@@ -3822,9 +3093,6 @@
       <w:pPr>
         <w:ind w:left="420" w:firstLine="420"/>
         <w:jc w:val="both"/>
-        <w:rPr>
-          <w:rFonts w:hint="eastAsia"/>
-        </w:rPr>
       </w:pPr>
       <w:r>
         <w:rPr>
@@ -3861,9 +3129,6 @@
       <w:pPr>
         <w:ind w:left="420" w:firstLine="420"/>
         <w:jc w:val="both"/>
-        <w:rPr>
-          <w:rFonts w:hint="eastAsia"/>
-        </w:rPr>
       </w:pPr>
       <w:r>
         <w:rPr>
@@ -3882,18 +3147,12 @@
       <w:pPr>
         <w:ind w:left="420"/>
         <w:jc w:val="both"/>
-        <w:rPr>
-          <w:rFonts w:hint="eastAsia"/>
-        </w:rPr>
-      </w:pPr>
-    </w:p>
-    <w:p>
-      <w:pPr>
-        <w:ind w:left="420"/>
-        <w:jc w:val="both"/>
-        <w:rPr>
-          <w:rFonts w:hint="eastAsia"/>
-        </w:rPr>
+      </w:pPr>
+    </w:p>
+    <w:p>
+      <w:pPr>
+        <w:ind w:left="420"/>
+        <w:jc w:val="both"/>
       </w:pPr>
       <w:r>
         <w:rPr>
@@ -3906,18 +3165,12 @@
       <w:pPr>
         <w:ind w:left="420"/>
         <w:jc w:val="both"/>
-        <w:rPr>
-          <w:rFonts w:hint="eastAsia"/>
-        </w:rPr>
-      </w:pPr>
-    </w:p>
-    <w:p>
-      <w:pPr>
-        <w:ind w:left="420"/>
-        <w:jc w:val="both"/>
-        <w:rPr>
-          <w:rFonts w:hint="eastAsia"/>
-        </w:rPr>
+      </w:pPr>
+    </w:p>
+    <w:p>
+      <w:pPr>
+        <w:ind w:left="420"/>
+        <w:jc w:val="both"/>
       </w:pPr>
       <w:r>
         <w:rPr>
@@ -3930,9 +3183,6 @@
       <w:pPr>
         <w:ind w:left="420"/>
         <w:jc w:val="both"/>
-        <w:rPr>
-          <w:rFonts w:hint="eastAsia"/>
-        </w:rPr>
       </w:pPr>
       <w:r>
         <w:tab/>
@@ -3960,9 +3210,6 @@
       <w:pPr>
         <w:ind w:left="420"/>
         <w:jc w:val="both"/>
-        <w:rPr>
-          <w:rFonts w:hint="eastAsia"/>
-        </w:rPr>
       </w:pPr>
       <w:r>
         <w:tab/>
@@ -4035,9 +3282,6 @@
       <w:pPr>
         <w:ind w:left="420"/>
         <w:jc w:val="both"/>
-        <w:rPr>
-          <w:rFonts w:hint="eastAsia"/>
-        </w:rPr>
       </w:pPr>
       <w:r>
         <w:tab/>
@@ -4098,9 +3342,6 @@
       <w:pPr>
         <w:ind w:left="420"/>
         <w:jc w:val="both"/>
-        <w:rPr>
-          <w:rFonts w:hint="eastAsia"/>
-        </w:rPr>
       </w:pPr>
       <w:r>
         <w:tab/>
@@ -4140,9 +3381,6 @@
       <w:pPr>
         <w:ind w:left="420"/>
         <w:jc w:val="both"/>
-        <w:rPr>
-          <w:rFonts w:hint="eastAsia"/>
-        </w:rPr>
       </w:pPr>
       <w:r>
         <w:tab/>
@@ -4179,9 +3417,6 @@
       <w:pPr>
         <w:ind w:left="420"/>
         <w:jc w:val="both"/>
-        <w:rPr>
-          <w:rFonts w:hint="eastAsia"/>
-        </w:rPr>
       </w:pPr>
       <w:r>
         <w:tab/>
@@ -4215,9 +3450,6 @@
       <w:pPr>
         <w:ind w:left="420"/>
         <w:jc w:val="both"/>
-        <w:rPr>
-          <w:rFonts w:hint="eastAsia"/>
-        </w:rPr>
       </w:pPr>
       <w:r>
         <w:lastRenderedPageBreak/>
@@ -4246,9 +3478,6 @@
       <w:pPr>
         <w:ind w:left="420"/>
         <w:jc w:val="both"/>
-        <w:rPr>
-          <w:rFonts w:hint="eastAsia"/>
-        </w:rPr>
       </w:pPr>
       <w:r>
         <w:tab/>
@@ -4276,9 +3505,6 @@
       <w:pPr>
         <w:ind w:left="420"/>
         <w:jc w:val="both"/>
-        <w:rPr>
-          <w:rFonts w:hint="eastAsia"/>
-        </w:rPr>
       </w:pPr>
       <w:r>
         <w:tab/>
@@ -4315,27 +3541,18 @@
       <w:pPr>
         <w:ind w:left="420"/>
         <w:jc w:val="both"/>
-        <w:rPr>
-          <w:rFonts w:hint="eastAsia"/>
-        </w:rPr>
-      </w:pPr>
-    </w:p>
-    <w:p>
-      <w:pPr>
-        <w:ind w:left="420"/>
-        <w:jc w:val="both"/>
-        <w:rPr>
-          <w:rFonts w:hint="eastAsia"/>
-        </w:rPr>
-      </w:pPr>
-    </w:p>
-    <w:p>
-      <w:pPr>
-        <w:ind w:left="420"/>
-        <w:jc w:val="both"/>
-        <w:rPr>
-          <w:rFonts w:hint="eastAsia"/>
-        </w:rPr>
+      </w:pPr>
+    </w:p>
+    <w:p>
+      <w:pPr>
+        <w:ind w:left="420"/>
+        <w:jc w:val="both"/>
+      </w:pPr>
+    </w:p>
+    <w:p>
+      <w:pPr>
+        <w:ind w:left="420"/>
+        <w:jc w:val="both"/>
       </w:pPr>
       <w:r>
         <w:t>MaxTimePerTurn</w:t>
@@ -4378,18 +3595,12 @@
       <w:pPr>
         <w:ind w:left="420"/>
         <w:jc w:val="both"/>
-        <w:rPr>
-          <w:rFonts w:hint="eastAsia"/>
-        </w:rPr>
-      </w:pPr>
-    </w:p>
-    <w:p>
-      <w:pPr>
-        <w:ind w:left="420"/>
-        <w:jc w:val="both"/>
-        <w:rPr>
-          <w:rFonts w:hint="eastAsia"/>
-        </w:rPr>
+      </w:pPr>
+    </w:p>
+    <w:p>
+      <w:pPr>
+        <w:ind w:left="420"/>
+        <w:jc w:val="both"/>
       </w:pPr>
       <w:r>
         <w:rPr>
@@ -4402,27 +3613,18 @@
       <w:pPr>
         <w:ind w:left="420"/>
         <w:jc w:val="both"/>
-        <w:rPr>
-          <w:rFonts w:hint="eastAsia"/>
-        </w:rPr>
-      </w:pPr>
-    </w:p>
-    <w:p>
-      <w:pPr>
-        <w:ind w:left="420"/>
-        <w:jc w:val="both"/>
-        <w:rPr>
-          <w:rFonts w:hint="eastAsia"/>
-        </w:rPr>
-      </w:pPr>
-    </w:p>
-    <w:p>
-      <w:pPr>
-        <w:ind w:left="420"/>
-        <w:jc w:val="both"/>
-        <w:rPr>
-          <w:rFonts w:hint="eastAsia"/>
-        </w:rPr>
+      </w:pPr>
+    </w:p>
+    <w:p>
+      <w:pPr>
+        <w:ind w:left="420"/>
+        <w:jc w:val="both"/>
+      </w:pPr>
+    </w:p>
+    <w:p>
+      <w:pPr>
+        <w:ind w:left="420"/>
+        <w:jc w:val="both"/>
       </w:pPr>
       <w:r>
         <w:rPr>
@@ -4453,35 +3655,23 @@
       <w:pPr>
         <w:ind w:left="420"/>
         <w:jc w:val="both"/>
-        <w:rPr>
-          <w:rFonts w:hint="eastAsia"/>
-        </w:rPr>
-      </w:pPr>
-    </w:p>
-    <w:p>
-      <w:pPr>
-        <w:ind w:left="420"/>
-        <w:jc w:val="both"/>
-        <w:rPr>
-          <w:rFonts w:hint="eastAsia"/>
-        </w:rPr>
-      </w:pPr>
-    </w:p>
-    <w:p>
-      <w:pPr>
-        <w:ind w:left="420"/>
-        <w:jc w:val="both"/>
-        <w:rPr>
-          <w:rFonts w:hint="eastAsia"/>
-        </w:rPr>
+      </w:pPr>
+    </w:p>
+    <w:p>
+      <w:pPr>
+        <w:ind w:left="420"/>
+        <w:jc w:val="both"/>
+      </w:pPr>
+    </w:p>
+    <w:p>
+      <w:pPr>
+        <w:ind w:left="420"/>
+        <w:jc w:val="both"/>
       </w:pPr>
     </w:p>
     <w:p>
       <w:pPr>
         <w:pStyle w:val="2"/>
-        <w:rPr>
-          <w:rFonts w:hint="eastAsia"/>
-        </w:rPr>
       </w:pPr>
       <w:r>
         <w:t>Status_Effect</w:t>
@@ -4491,9 +3681,6 @@
       <w:pPr>
         <w:ind w:left="420"/>
         <w:jc w:val="both"/>
-        <w:rPr>
-          <w:rFonts w:hint="eastAsia"/>
-        </w:rPr>
       </w:pPr>
       <w:r>
         <w:rPr>
@@ -4506,9 +3693,6 @@
       <w:pPr>
         <w:ind w:left="420"/>
         <w:jc w:val="both"/>
-        <w:rPr>
-          <w:rFonts w:hint="eastAsia"/>
-        </w:rPr>
       </w:pPr>
       <w:r>
         <w:t>EffectIndex</w:t>
@@ -4524,9 +3708,6 @@
       <w:pPr>
         <w:ind w:left="420"/>
         <w:jc w:val="both"/>
-        <w:rPr>
-          <w:rFonts w:hint="eastAsia"/>
-        </w:rPr>
       </w:pPr>
       <w:r>
         <w:t>EffectType</w:t>
@@ -4566,9 +3747,6 @@
       <w:pPr>
         <w:ind w:left="420"/>
         <w:jc w:val="both"/>
-        <w:rPr>
-          <w:rFonts w:hint="eastAsia"/>
-        </w:rPr>
       </w:pPr>
       <w:r>
         <w:rPr>
@@ -4627,9 +3805,6 @@
       <w:pPr>
         <w:ind w:left="360"/>
         <w:jc w:val="both"/>
-        <w:rPr>
-          <w:rFonts w:hint="eastAsia"/>
-        </w:rPr>
       </w:pPr>
       <w:r>
         <w:rPr>
@@ -4642,9 +3817,6 @@
       <w:pPr>
         <w:ind w:left="360"/>
         <w:jc w:val="both"/>
-        <w:rPr>
-          <w:rFonts w:hint="eastAsia"/>
-        </w:rPr>
       </w:pPr>
       <w:r>
         <w:rPr>
@@ -4687,9 +3859,6 @@
       <w:pPr>
         <w:ind w:left="360"/>
         <w:jc w:val="both"/>
-        <w:rPr>
-          <w:rFonts w:hint="eastAsia"/>
-        </w:rPr>
       </w:pPr>
       <w:r>
         <w:rPr>
@@ -4726,9 +3895,6 @@
       <w:pPr>
         <w:ind w:left="360"/>
         <w:jc w:val="both"/>
-        <w:rPr>
-          <w:rFonts w:hint="eastAsia"/>
-        </w:rPr>
       </w:pPr>
       <w:r>
         <w:rPr>
@@ -4741,18 +3907,12 @@
       <w:pPr>
         <w:ind w:left="360"/>
         <w:jc w:val="both"/>
-        <w:rPr>
-          <w:rFonts w:hint="eastAsia"/>
-        </w:rPr>
-      </w:pPr>
-    </w:p>
-    <w:p>
-      <w:pPr>
-        <w:ind w:left="420"/>
-        <w:jc w:val="both"/>
-        <w:rPr>
-          <w:rFonts w:hint="eastAsia"/>
-        </w:rPr>
+      </w:pPr>
+    </w:p>
+    <w:p>
+      <w:pPr>
+        <w:ind w:left="420"/>
+        <w:jc w:val="both"/>
       </w:pPr>
       <w:r>
         <w:rPr>
@@ -4771,18 +3931,12 @@
       <w:pPr>
         <w:ind w:left="420"/>
         <w:jc w:val="both"/>
-        <w:rPr>
-          <w:rFonts w:hint="eastAsia"/>
-        </w:rPr>
-      </w:pPr>
-    </w:p>
-    <w:p>
-      <w:pPr>
-        <w:ind w:left="420"/>
-        <w:jc w:val="both"/>
-        <w:rPr>
-          <w:rFonts w:hint="eastAsia"/>
-        </w:rPr>
+      </w:pPr>
+    </w:p>
+    <w:p>
+      <w:pPr>
+        <w:ind w:left="420"/>
+        <w:jc w:val="both"/>
       </w:pPr>
       <w:r>
         <w:t>TargetSelect</w:t>
@@ -4810,9 +3964,6 @@
       <w:pPr>
         <w:ind w:left="420"/>
         <w:jc w:val="both"/>
-        <w:rPr>
-          <w:rFonts w:hint="eastAsia"/>
-        </w:rPr>
       </w:pPr>
       <w:r>
         <w:rPr>
@@ -4824,9 +3975,6 @@
     <w:p>
       <w:pPr>
         <w:jc w:val="both"/>
-        <w:rPr>
-          <w:rFonts w:hint="eastAsia"/>
-        </w:rPr>
       </w:pPr>
       <w:r>
         <w:tab/>
@@ -4835,9 +3983,6 @@
     <w:p>
       <w:pPr>
         <w:pStyle w:val="2"/>
-        <w:rPr>
-          <w:rFonts w:hint="eastAsia"/>
-        </w:rPr>
       </w:pPr>
       <w:r>
         <w:t>Status_Attributes</w:t>
@@ -4847,9 +3992,6 @@
       <w:pPr>
         <w:ind w:left="420"/>
         <w:jc w:val="both"/>
-        <w:rPr>
-          <w:rFonts w:hint="eastAsia"/>
-        </w:rPr>
       </w:pPr>
       <w:r>
         <w:rPr>
@@ -4875,9 +4017,6 @@
       <w:pPr>
         <w:ind w:left="420"/>
         <w:jc w:val="both"/>
-        <w:rPr>
-          <w:rFonts w:hint="eastAsia"/>
-        </w:rPr>
       </w:pPr>
       <w:r>
         <w:rPr>
@@ -4896,9 +4035,6 @@
       <w:pPr>
         <w:ind w:left="420"/>
         <w:jc w:val="both"/>
-        <w:rPr>
-          <w:rFonts w:hint="eastAsia"/>
-        </w:rPr>
       </w:pPr>
       <w:r>
         <w:rPr>
@@ -4911,81 +4047,42 @@
       <w:pPr>
         <w:ind w:left="420"/>
         <w:jc w:val="both"/>
-        <w:rPr>
-          <w:rFonts w:hint="eastAsia"/>
-        </w:rPr>
       </w:pPr>
     </w:p>
     <w:p>
       <w:pPr>
         <w:pStyle w:val="2"/>
-        <w:rPr>
-          <w:rFonts w:hint="eastAsia"/>
-        </w:rPr>
       </w:pPr>
     </w:p>
     <w:p>
       <w:pPr>
         <w:ind w:firstLine="420"/>
         <w:jc w:val="both"/>
-        <w:rPr>
-          <w:rFonts w:hint="eastAsia"/>
-        </w:rPr>
       </w:pPr>
     </w:p>
     <w:p>
       <w:pPr>
         <w:ind w:firstLine="420"/>
         <w:jc w:val="both"/>
-        <w:rPr>
-          <w:rFonts w:hint="eastAsia"/>
-        </w:rPr>
       </w:pPr>
     </w:p>
     <w:p>
       <w:pPr>
         <w:ind w:firstLine="420"/>
         <w:jc w:val="both"/>
-        <w:rPr>
-          <w:rFonts w:hint="eastAsia"/>
-        </w:rPr>
       </w:pPr>
     </w:p>
     <w:p>
       <w:pPr>
         <w:pStyle w:val="2"/>
-        <w:rPr>
-          <w:rFonts w:hint="eastAsia"/>
-        </w:rPr>
-      </w:pPr>
-    </w:p>
-    <w:p>
-      <w:pPr>
-        <w:rPr>
-          <w:rFonts w:hint="eastAsia"/>
-        </w:rPr>
-      </w:pPr>
-    </w:p>
-    <w:p>
-      <w:pPr>
-        <w:rPr>
-          <w:rFonts w:hint="eastAsia"/>
-        </w:rPr>
-      </w:pPr>
-    </w:p>
-    <w:p>
-      <w:pPr>
-        <w:rPr>
-          <w:rFonts w:hint="eastAsia"/>
-        </w:rPr>
-      </w:pPr>
-    </w:p>
+      </w:pPr>
+    </w:p>
+    <w:p/>
+    <w:p/>
+    <w:p/>
     <w:p>
       <w:pPr>
         <w:pStyle w:val="1"/>
-        <w:rPr>
-          <w:rFonts w:hint="eastAsia"/>
-        </w:rPr>
       </w:pPr>
       <w:r>
         <w:rPr>
@@ -4997,9 +4094,6 @@
     <w:p>
       <w:pPr>
         <w:pStyle w:val="2"/>
-        <w:rPr>
-          <w:rFonts w:hint="eastAsia"/>
-        </w:rPr>
       </w:pPr>
       <w:r>
         <w:rPr>
@@ -5012,9 +4106,6 @@
       <w:pPr>
         <w:ind w:left="360"/>
         <w:jc w:val="both"/>
-        <w:rPr>
-          <w:rFonts w:hint="eastAsia"/>
-        </w:rPr>
       </w:pPr>
       <w:r>
         <w:rPr>
@@ -5027,9 +4118,6 @@
       <w:pPr>
         <w:ind w:left="360"/>
         <w:jc w:val="both"/>
-        <w:rPr>
-          <w:rFonts w:hint="eastAsia"/>
-        </w:rPr>
       </w:pPr>
       <w:r>
         <w:rPr>
@@ -5051,9 +4139,6 @@
       <w:pPr>
         <w:ind w:left="360"/>
         <w:jc w:val="both"/>
-        <w:rPr>
-          <w:rFonts w:hint="eastAsia"/>
-        </w:rPr>
       </w:pPr>
       <w:r>
         <w:rPr>
@@ -5066,9 +4151,6 @@
       <w:pPr>
         <w:ind w:left="360"/>
         <w:jc w:val="both"/>
-        <w:rPr>
-          <w:rFonts w:hint="eastAsia"/>
-        </w:rPr>
       </w:pPr>
       <w:r>
         <w:rPr>
@@ -5117,9 +4199,6 @@
     <w:p>
       <w:pPr>
         <w:pStyle w:val="2"/>
-        <w:rPr>
-          <w:rFonts w:hint="eastAsia"/>
-        </w:rPr>
       </w:pPr>
       <w:r>
         <w:rPr>
@@ -5132,9 +4211,6 @@
       <w:pPr>
         <w:ind w:left="360"/>
         <w:jc w:val="both"/>
-        <w:rPr>
-          <w:rFonts w:hint="eastAsia"/>
-        </w:rPr>
       </w:pPr>
       <w:r>
         <w:rPr>
@@ -5146,9 +4222,6 @@
     <w:p>
       <w:pPr>
         <w:pStyle w:val="2"/>
-        <w:rPr>
-          <w:rFonts w:hint="eastAsia"/>
-        </w:rPr>
       </w:pPr>
       <w:r>
         <w:rPr>
@@ -5161,9 +4234,6 @@
       <w:pPr>
         <w:ind w:left="360"/>
         <w:jc w:val="both"/>
-        <w:rPr>
-          <w:rFonts w:hint="eastAsia"/>
-        </w:rPr>
       </w:pPr>
       <w:r>
         <w:rPr>
@@ -5175,9 +4245,6 @@
     <w:p>
       <w:pPr>
         <w:pStyle w:val="2"/>
-        <w:rPr>
-          <w:rFonts w:hint="eastAsia"/>
-        </w:rPr>
       </w:pPr>
       <w:r>
         <w:rPr>
@@ -5190,9 +4257,6 @@
       <w:pPr>
         <w:ind w:left="360"/>
         <w:jc w:val="both"/>
-        <w:rPr>
-          <w:rFonts w:hint="eastAsia"/>
-        </w:rPr>
       </w:pPr>
       <w:r>
         <w:rPr>
@@ -5216,9 +4280,6 @@
     <w:p>
       <w:pPr>
         <w:pStyle w:val="2"/>
-        <w:rPr>
-          <w:rFonts w:hint="eastAsia"/>
-        </w:rPr>
       </w:pPr>
       <w:r>
         <w:rPr>
@@ -5231,9 +4292,6 @@
       <w:pPr>
         <w:ind w:left="360"/>
         <w:jc w:val="both"/>
-        <w:rPr>
-          <w:rFonts w:hint="eastAsia"/>
-        </w:rPr>
       </w:pPr>
       <w:r>
         <w:rPr>
@@ -5245,9 +4303,6 @@
     <w:p>
       <w:pPr>
         <w:pStyle w:val="2"/>
-        <w:rPr>
-          <w:rFonts w:hint="eastAsia"/>
-        </w:rPr>
       </w:pPr>
       <w:r>
         <w:rPr>
@@ -5260,9 +4315,6 @@
       <w:pPr>
         <w:ind w:left="360"/>
         <w:jc w:val="both"/>
-        <w:rPr>
-          <w:rFonts w:hint="eastAsia"/>
-        </w:rPr>
       </w:pPr>
       <w:r>
         <w:rPr>
@@ -5275,9 +4327,6 @@
       <w:pPr>
         <w:ind w:left="360"/>
         <w:jc w:val="both"/>
-        <w:rPr>
-          <w:rFonts w:hint="eastAsia"/>
-        </w:rPr>
       </w:pPr>
       <w:r>
         <w:rPr>
@@ -5289,9 +4338,6 @@
     <w:p>
       <w:pPr>
         <w:pStyle w:val="2"/>
-        <w:rPr>
-          <w:rFonts w:hint="eastAsia"/>
-        </w:rPr>
       </w:pPr>
       <w:r>
         <w:rPr>
@@ -5303,9 +4349,6 @@
     <w:p>
       <w:pPr>
         <w:ind w:left="420"/>
-        <w:rPr>
-          <w:rFonts w:hint="eastAsia"/>
-        </w:rPr>
       </w:pPr>
       <w:r>
         <w:rPr>
@@ -5314,26 +4357,11 @@
         <w:t>治疗效果，需填TargetType，TargetNumber，TargetConsecutive, TargetOverride，ScriptHook。若该效果字段未在level表中定义，则需在Param1填治疗量公式。例如1*TotalHP+154</w:t>
       </w:r>
     </w:p>
-    <w:p>
-      <w:pPr>
-        <w:rPr>
-          <w:rFonts w:hint="eastAsia"/>
-        </w:rPr>
-      </w:pPr>
-    </w:p>
-    <w:p>
-      <w:pPr>
-        <w:rPr>
-          <w:rFonts w:hint="eastAsia"/>
-        </w:rPr>
-      </w:pPr>
-    </w:p>
+    <w:p/>
+    <w:p/>
     <w:p>
       <w:pPr>
         <w:pStyle w:val="2"/>
-        <w:rPr>
-          <w:rFonts w:hint="eastAsia"/>
-        </w:rPr>
       </w:pPr>
       <w:r>
         <w:rPr>
@@ -5346,9 +4374,6 @@
       <w:pPr>
         <w:ind w:left="360"/>
         <w:jc w:val="both"/>
-        <w:rPr>
-          <w:rFonts w:hint="eastAsia"/>
-        </w:rPr>
       </w:pPr>
       <w:r>
         <w:rPr>
@@ -5372,9 +4397,6 @@
     <w:p>
       <w:pPr>
         <w:pStyle w:val="2"/>
-        <w:rPr>
-          <w:rFonts w:hint="eastAsia"/>
-        </w:rPr>
       </w:pPr>
       <w:r>
         <w:rPr>
@@ -5387,9 +4409,6 @@
       <w:pPr>
         <w:ind w:left="360"/>
         <w:jc w:val="both"/>
-        <w:rPr>
-          <w:rFonts w:hint="eastAsia"/>
-        </w:rPr>
       </w:pPr>
       <w:r>
         <w:rPr>
@@ -5410,33 +4429,12 @@
         <w:t>场地中所有此状态增减相应回合数。</w:t>
       </w:r>
     </w:p>
-    <w:p>
-      <w:pPr>
-        <w:rPr>
-          <w:rFonts w:hint="eastAsia"/>
-        </w:rPr>
-      </w:pPr>
-    </w:p>
-    <w:p>
-      <w:pPr>
-        <w:rPr>
-          <w:rFonts w:hint="eastAsia"/>
-        </w:rPr>
-      </w:pPr>
-    </w:p>
-    <w:p>
-      <w:pPr>
-        <w:rPr>
-          <w:rFonts w:hint="eastAsia"/>
-        </w:rPr>
-      </w:pPr>
-    </w:p>
+    <w:p/>
+    <w:p/>
+    <w:p/>
     <w:p>
       <w:pPr>
         <w:pStyle w:val="1"/>
-        <w:rPr>
-          <w:rFonts w:hint="eastAsia"/>
-        </w:rPr>
       </w:pPr>
       <w:r>
         <w:rPr>
@@ -5448,9 +4446,6 @@
     <w:p>
       <w:pPr>
         <w:pStyle w:val="2"/>
-        <w:rPr>
-          <w:rFonts w:hint="eastAsia"/>
-        </w:rPr>
       </w:pPr>
       <w:r>
         <w:rPr>
@@ -5463,9 +4458,6 @@
       <w:pPr>
         <w:ind w:left="360"/>
         <w:jc w:val="both"/>
-        <w:rPr>
-          <w:rFonts w:hint="eastAsia"/>
-        </w:rPr>
       </w:pPr>
       <w:r>
         <w:rPr>
@@ -5477,9 +4469,6 @@
     <w:p>
       <w:pPr>
         <w:pStyle w:val="2"/>
-        <w:rPr>
-          <w:rFonts w:hint="eastAsia"/>
-        </w:rPr>
       </w:pPr>
       <w:r>
         <w:rPr>
@@ -5492,9 +4481,6 @@
       <w:pPr>
         <w:ind w:left="360"/>
         <w:jc w:val="both"/>
-        <w:rPr>
-          <w:rFonts w:hint="eastAsia"/>
-        </w:rPr>
       </w:pPr>
       <w:r>
         <w:rPr>
@@ -5507,9 +4493,6 @@
       <w:pPr>
         <w:ind w:left="360"/>
         <w:jc w:val="both"/>
-        <w:rPr>
-          <w:rFonts w:hint="eastAsia"/>
-        </w:rPr>
       </w:pPr>
       <w:r>
         <w:rPr>
@@ -5521,9 +4504,6 @@
     <w:p>
       <w:pPr>
         <w:pStyle w:val="2"/>
-        <w:rPr>
-          <w:rFonts w:hint="eastAsia"/>
-        </w:rPr>
       </w:pPr>
       <w:r>
         <w:t>PreAlliesDamage(</w:t>
@@ -5548,9 +4528,6 @@
       <w:pPr>
         <w:ind w:left="360"/>
         <w:jc w:val="both"/>
-        <w:rPr>
-          <w:rFonts w:hint="eastAsia"/>
-        </w:rPr>
       </w:pPr>
       <w:r>
         <w:rPr>
@@ -5595,9 +4572,6 @@
     <w:p>
       <w:pPr>
         <w:pStyle w:val="2"/>
-        <w:rPr>
-          <w:rFonts w:hint="eastAsia"/>
-        </w:rPr>
       </w:pPr>
       <w:r>
         <w:rPr>
@@ -5607,11 +4581,6 @@
       </w:r>
     </w:p>
     <w:p>
-      <w:pPr>
-        <w:rPr>
-          <w:rFonts w:hint="eastAsia"/>
-        </w:rPr>
-      </w:pPr>
       <w:r>
         <w:tab/>
       </w:r>
@@ -5654,9 +4623,6 @@
     <w:p>
       <w:pPr>
         <w:ind w:firstLine="420"/>
-        <w:rPr>
-          <w:rFonts w:hint="eastAsia"/>
-        </w:rPr>
       </w:pPr>
       <w:r>
         <w:rPr>
@@ -5665,26 +4631,11 @@
         <w:t>读取对应钩子的结果</w:t>
       </w:r>
     </w:p>
-    <w:p>
-      <w:pPr>
-        <w:rPr>
-          <w:rFonts w:hint="eastAsia"/>
-        </w:rPr>
-      </w:pPr>
-    </w:p>
-    <w:p>
-      <w:pPr>
-        <w:rPr>
-          <w:rFonts w:hint="eastAsia"/>
-        </w:rPr>
-      </w:pPr>
-    </w:p>
+    <w:p/>
+    <w:p/>
     <w:p>
       <w:pPr>
         <w:pStyle w:val="1"/>
-        <w:rPr>
-          <w:rFonts w:hint="eastAsia"/>
-        </w:rPr>
       </w:pPr>
       <w:r>
         <w:rPr>
@@ -5708,9 +4659,6 @@
     <w:p>
       <w:pPr>
         <w:pStyle w:val="2"/>
-        <w:rPr>
-          <w:rFonts w:hint="eastAsia"/>
-        </w:rPr>
       </w:pPr>
       <w:r>
         <w:rPr>
@@ -5723,9 +4671,6 @@
       <w:pPr>
         <w:ind w:left="360"/>
         <w:jc w:val="both"/>
-        <w:rPr>
-          <w:rFonts w:hint="eastAsia"/>
-        </w:rPr>
       </w:pPr>
       <w:r>
         <w:rPr>
@@ -5743,9 +4688,6 @@
     <w:p>
       <w:pPr>
         <w:pStyle w:val="2"/>
-        <w:rPr>
-          <w:rFonts w:hint="eastAsia"/>
-        </w:rPr>
       </w:pPr>
       <w:r>
         <w:rPr>
@@ -5758,9 +4700,6 @@
       <w:pPr>
         <w:ind w:left="360"/>
         <w:jc w:val="both"/>
-        <w:rPr>
-          <w:rFonts w:hint="eastAsia"/>
-        </w:rPr>
       </w:pPr>
       <w:r>
         <w:rPr>
@@ -5772,9 +4711,6 @@
     <w:p>
       <w:pPr>
         <w:pStyle w:val="2"/>
-        <w:rPr>
-          <w:rFonts w:hint="eastAsia"/>
-        </w:rPr>
       </w:pPr>
       <w:r>
         <w:rPr>
@@ -5787,9 +4723,6 @@
       <w:pPr>
         <w:ind w:left="360"/>
         <w:jc w:val="both"/>
-        <w:rPr>
-          <w:rFonts w:hint="eastAsia"/>
-        </w:rPr>
       </w:pPr>
       <w:r>
         <w:rPr>
@@ -5843,9 +4776,6 @@
     <w:p>
       <w:pPr>
         <w:ind w:left="360"/>
-        <w:rPr>
-          <w:rFonts w:hint="eastAsia"/>
-        </w:rPr>
       </w:pPr>
       <w:r>
         <w:rPr>
@@ -5857,9 +4787,6 @@
     <w:p>
       <w:pPr>
         <w:ind w:left="360"/>
-        <w:rPr>
-          <w:rFonts w:hint="eastAsia"/>
-        </w:rPr>
       </w:pPr>
       <w:r>
         <w:rPr>
@@ -5871,9 +4798,6 @@
     <w:p>
       <w:pPr>
         <w:ind w:left="360"/>
-        <w:rPr>
-          <w:rFonts w:hint="eastAsia"/>
-        </w:rPr>
       </w:pPr>
       <w:r>
         <w:rPr>
@@ -5885,9 +4809,6 @@
     <w:p>
       <w:pPr>
         <w:ind w:left="360"/>
-        <w:rPr>
-          <w:rFonts w:hint="eastAsia"/>
-        </w:rPr>
       </w:pPr>
       <w:r>
         <w:rPr>
@@ -5899,9 +4820,6 @@
     <w:p>
       <w:pPr>
         <w:ind w:left="360"/>
-        <w:rPr>
-          <w:rFonts w:hint="eastAsia"/>
-        </w:rPr>
       </w:pPr>
       <w:r>
         <w:rPr>
@@ -5914,9 +4832,6 @@
     <w:p>
       <w:pPr>
         <w:ind w:left="360"/>
-        <w:rPr>
-          <w:rFonts w:hint="eastAsia"/>
-        </w:rPr>
       </w:pPr>
       <w:r>
         <w:rPr>
@@ -5928,9 +4843,6 @@
     <w:p>
       <w:pPr>
         <w:ind w:left="360"/>
-        <w:rPr>
-          <w:rFonts w:hint="eastAsia"/>
-        </w:rPr>
       </w:pPr>
       <w:r>
         <w:rPr>
@@ -5955,9 +4867,6 @@
       <w:pPr>
         <w:ind w:left="360"/>
         <w:jc w:val="both"/>
-        <w:rPr>
-          <w:rFonts w:hint="eastAsia"/>
-        </w:rPr>
       </w:pPr>
       <w:r>
         <w:rPr>
@@ -5970,9 +4879,6 @@
       <w:pPr>
         <w:ind w:left="360"/>
         <w:jc w:val="both"/>
-        <w:rPr>
-          <w:rFonts w:hint="eastAsia"/>
-        </w:rPr>
       </w:pPr>
       <w:r>
         <w:rPr>
@@ -5985,17 +4891,11 @@
       <w:pPr>
         <w:ind w:left="360"/>
         <w:jc w:val="both"/>
-        <w:rPr>
-          <w:rFonts w:hint="eastAsia"/>
-        </w:rPr>
       </w:pPr>
     </w:p>
     <w:p>
       <w:pPr>
         <w:pStyle w:val="2"/>
-        <w:rPr>
-          <w:rFonts w:hint="eastAsia"/>
-        </w:rPr>
       </w:pPr>
       <w:r>
         <w:rPr>
@@ -6008,9 +4908,6 @@
       <w:pPr>
         <w:ind w:left="360"/>
         <w:jc w:val="both"/>
-        <w:rPr>
-          <w:rFonts w:hint="eastAsia"/>
-        </w:rPr>
       </w:pPr>
       <w:r>
         <w:rPr>
@@ -6033,25 +4930,7 @@
         <w:rPr>
           <w:rFonts w:hint="eastAsia"/>
         </w:rPr>
-        <w:t>Pre</w:t>
-      </w:r>
-      <w:r>
-        <w:rPr>
-          <w:rFonts w:hint="eastAsia"/>
-        </w:rPr>
-        <w:t>Self</w:t>
-      </w:r>
-      <w:r>
-        <w:rPr>
-          <w:rFonts w:hint="eastAsia"/>
-        </w:rPr>
-        <w:t>Damage</w:t>
-      </w:r>
-      <w:r>
-        <w:rPr>
-          <w:rFonts w:hint="eastAsia"/>
-        </w:rPr>
-        <w:t>&amp;</w:t>
+        <w:t>PreSelfDamage&amp;</w:t>
       </w:r>
       <w:r>
         <w:rPr>
@@ -6063,27 +4942,10 @@
         <w:rPr>
           <w:rFonts w:hint="eastAsia"/>
         </w:rPr>
-        <w:t>P</w:t>
-      </w:r>
-      <w:r>
-        <w:rPr>
-          <w:rFonts w:hint="eastAsia"/>
-        </w:rPr>
-        <w:t>ost</w:t>
-      </w:r>
-      <w:r>
-        <w:rPr>
-          <w:rFonts w:hint="eastAsia"/>
-        </w:rPr>
-        <w:t>SelfDamage</w:t>
-      </w:r>
-    </w:p>
-    <w:p>
-      <w:pPr>
-        <w:rPr>
-          <w:rFonts w:hint="eastAsia"/>
-        </w:rPr>
-      </w:pPr>
+        <w:t>PostSelfDamage</w:t>
+      </w:r>
+    </w:p>
+    <w:p>
       <w:r>
         <w:tab/>
       </w:r>
@@ -6098,17 +4960,11 @@
       <w:pPr>
         <w:ind w:left="360"/>
         <w:jc w:val="both"/>
-        <w:rPr>
-          <w:rFonts w:hint="eastAsia"/>
-        </w:rPr>
       </w:pPr>
     </w:p>
     <w:p>
       <w:pPr>
         <w:pStyle w:val="2"/>
-        <w:rPr>
-          <w:rFonts w:hint="eastAsia"/>
-        </w:rPr>
       </w:pPr>
       <w:r>
         <w:rPr>
@@ -6121,9 +4977,6 @@
       <w:pPr>
         <w:ind w:left="360"/>
         <w:jc w:val="both"/>
-        <w:rPr>
-          <w:rFonts w:hint="eastAsia"/>
-        </w:rPr>
       </w:pPr>
       <w:r>
         <w:rPr>
@@ -6136,9 +4989,6 @@
       <w:pPr>
         <w:ind w:left="360"/>
         <w:jc w:val="both"/>
-        <w:rPr>
-          <w:rFonts w:hint="eastAsia"/>
-        </w:rPr>
       </w:pPr>
       <w:r>
         <w:rPr>
@@ -6147,19 +4997,10 @@
         <w:t>在OnTrigger行时，每次有死亡声明时都检查该次伤害来源，若符合所填项，则触发对应效果。</w:t>
       </w:r>
     </w:p>
-    <w:p>
-      <w:pPr>
-        <w:rPr>
-          <w:rFonts w:hint="eastAsia"/>
-        </w:rPr>
-      </w:pPr>
-    </w:p>
+    <w:p/>
     <w:p>
       <w:pPr>
         <w:pStyle w:val="1"/>
-        <w:rPr>
-          <w:rFonts w:hint="eastAsia"/>
-        </w:rPr>
       </w:pPr>
       <w:r>
         <w:rPr>
@@ -6171,9 +5012,6 @@
     <w:p>
       <w:pPr>
         <w:pStyle w:val="2"/>
-        <w:rPr>
-          <w:rFonts w:hint="eastAsia"/>
-        </w:rPr>
       </w:pPr>
       <w:r>
         <w:t>Kaeya_T2</w:t>
@@ -6186,11 +5024,6 @@
       </w:r>
     </w:p>
     <w:p>
-      <w:pPr>
-        <w:rPr>
-          <w:rFonts w:hint="eastAsia"/>
-        </w:rPr>
-      </w:pPr>
       <w:r>
         <w:lastRenderedPageBreak/>
         <w:tab/>
@@ -6214,9 +5047,6 @@
     <w:p>
       <w:pPr>
         <w:pStyle w:val="2"/>
-        <w:rPr>
-          <w:rFonts w:hint="eastAsia"/>
-        </w:rPr>
       </w:pPr>
       <w:r>
         <w:t>Kaeya_C1</w:t>
@@ -6229,11 +5059,6 @@
       </w:r>
     </w:p>
     <w:p>
-      <w:pPr>
-        <w:rPr>
-          <w:rFonts w:hint="eastAsia"/>
-        </w:rPr>
-      </w:pPr>
       <w:r>
         <w:tab/>
       </w:r>
@@ -6247,9 +5072,6 @@
     <w:p>
       <w:pPr>
         <w:pStyle w:val="2"/>
-        <w:rPr>
-          <w:rFonts w:hint="eastAsia"/>
-        </w:rPr>
       </w:pPr>
       <w:r>
         <w:t>Kaeya_C4</w:t>
@@ -6262,11 +5084,6 @@
       </w:r>
     </w:p>
     <w:p>
-      <w:pPr>
-        <w:rPr>
-          <w:rFonts w:hint="eastAsia"/>
-        </w:rPr>
-      </w:pPr>
       <w:r>
         <w:tab/>
       </w:r>
@@ -6277,64 +5094,28 @@
         <w:t>识别本次hit受击后生命值是否降至总生命值20%以下，是则返回真值</w:t>
       </w:r>
     </w:p>
-    <w:p>
-      <w:pPr>
-        <w:rPr>
-          <w:rFonts w:hint="eastAsia"/>
-        </w:rPr>
-      </w:pPr>
-    </w:p>
-    <w:p>
-      <w:pPr>
-        <w:rPr>
-          <w:rFonts w:hint="eastAsia"/>
-        </w:rPr>
-      </w:pPr>
-    </w:p>
-    <w:p>
-      <w:pPr>
-        <w:rPr>
-          <w:rFonts w:hint="eastAsia"/>
-        </w:rPr>
-      </w:pPr>
-    </w:p>
-    <w:p>
-      <w:pPr>
-        <w:rPr>
-          <w:rFonts w:hint="eastAsia"/>
-        </w:rPr>
-      </w:pPr>
-    </w:p>
-    <w:p>
-      <w:pPr>
-        <w:jc w:val="both"/>
-        <w:rPr>
-          <w:rFonts w:hint="eastAsia"/>
-        </w:rPr>
-      </w:pPr>
-    </w:p>
-    <w:p>
-      <w:pPr>
-        <w:jc w:val="both"/>
-        <w:rPr>
-          <w:rFonts w:hint="eastAsia"/>
-        </w:rPr>
-      </w:pPr>
-    </w:p>
-    <w:p>
-      <w:pPr>
-        <w:jc w:val="both"/>
-        <w:rPr>
-          <w:rFonts w:hint="eastAsia"/>
-        </w:rPr>
-      </w:pPr>
-    </w:p>
-    <w:p>
-      <w:pPr>
-        <w:jc w:val="both"/>
-        <w:rPr>
-          <w:rFonts w:hint="eastAsia"/>
-        </w:rPr>
+    <w:p/>
+    <w:p/>
+    <w:p/>
+    <w:p/>
+    <w:p>
+      <w:pPr>
+        <w:jc w:val="both"/>
+      </w:pPr>
+    </w:p>
+    <w:p>
+      <w:pPr>
+        <w:jc w:val="both"/>
+      </w:pPr>
+    </w:p>
+    <w:p>
+      <w:pPr>
+        <w:jc w:val="both"/>
+      </w:pPr>
+    </w:p>
+    <w:p>
+      <w:pPr>
+        <w:jc w:val="both"/>
       </w:pPr>
     </w:p>
     <w:sectPr>
@@ -6348,14 +5129,11 @@
 </file>
 
 <file path=word/endnotes.xml><?xml version="1.0" encoding="utf-8"?>
-<w:endnotes xmlns:wpc="http://schemas.microsoft.com/office/word/2010/wordprocessingCanvas" xmlns:cx="http://schemas.microsoft.com/office/drawing/2014/chartex" xmlns:cx1="http://schemas.microsoft.com/office/drawing/2015/9/8/chartex" xmlns:cx2="http://schemas.microsoft.com/office/drawing/2015/10/21/chartex" xmlns:cx3="http://schemas.microsoft.com/office/drawing/2016/5/9/chartex" xmlns:cx4="http://schemas.microsoft.com/office/drawing/2016/5/10/chartex" xmlns:cx5="http://schemas.microsoft.com/office/drawing/2016/5/11/chartex" xmlns:cx6="http://schemas.microsoft.com/office/drawing/2016/5/12/chartex" xmlns:cx7="http://schemas.microsoft.com/office/drawing/2016/5/13/chartex" xmlns:cx8="http://schemas.microsoft.com/office/drawing/2016/5/14/chartex" xmlns:mc="http://schemas.openxmlformats.org/markup-compatibility/2006" xmlns:aink="http://schemas.microsoft.com/office/drawing/2016/ink" xmlns:am3d="http://schemas.microsoft.com/office/drawing/2017/model3d" xmlns:o="urn:schemas-microsoft-com:office:office" xmlns:oel="http://schemas.microsoft.com/office/2019/extlst" xmlns:r="http://schemas.openxmlformats.org/officeDocument/2006/relationships" xmlns:m="http://schemas.openxmlformats.org/officeDocument/2006/math" xmlns:v="urn:schemas-microsoft-com:vml" xmlns:wp14="http://schemas.microsoft.com/office/word/2010/wordprocessingDrawing" xmlns:wp="http://schemas.openxmlformats.org/drawingml/2006/wordprocessingDrawing" xmlns:w10="urn:schemas-microsoft-com:office:word" xmlns:w="http://schemas.openxmlformats.org/wordprocessingml/2006/main" xmlns:w14="http://schemas.microsoft.com/office/word/2010/wordml" xmlns:w15="http://schemas.microsoft.com/office/word/2012/wordml" xmlns:w16cex="http://schemas.microsoft.com/office/word/2018/wordml/cex" xmlns:w16cid="http://schemas.microsoft.com/office/word/2016/wordml/cid" xmlns:w16="http://schemas.microsoft.com/office/word/2018/wordml" xmlns:w16du="http://schemas.microsoft.com/office/word/2023/wordml/word16du" xmlns:w16sdtdh="http://schemas.microsoft.com/office/word/2020/wordml/sdtdatahash" xmlns:w16sdtfl="http://schemas.microsoft.com/office/word/2024/wordml/sdtformatlock" xmlns:w16se="http://schemas.microsoft.com/office/word/2015/wordml/symex" xmlns:wpg="http://schemas.microsoft.com/office/word/2010/wordprocessingGroup" xmlns:wpi="http://schemas.microsoft.com/office/word/2010/wordprocessingInk" xmlns:wne="http://schemas.microsoft.com/office/word/2006/wordml" xmlns:wps="http://schemas.microsoft.com/office/word/2010/wordprocessingShape" mc:Ignorable="w14 w15 w16se w16cid w16 w16cex w16sdtdh w16sdtfl w16du wp14">
+<w:endnotes xmlns:wpc="http://schemas.microsoft.com/office/word/2010/wordprocessingCanvas" xmlns:cx="http://schemas.microsoft.com/office/drawing/2014/chartex" xmlns:mc="http://schemas.openxmlformats.org/markup-compatibility/2006" xmlns:o="urn:schemas-microsoft-com:office:office" xmlns:r="http://schemas.openxmlformats.org/officeDocument/2006/relationships" xmlns:m="http://schemas.openxmlformats.org/officeDocument/2006/math" xmlns:v="urn:schemas-microsoft-com:vml" xmlns:wp14="http://schemas.microsoft.com/office/word/2010/wordprocessingDrawing" xmlns:wp="http://schemas.openxmlformats.org/drawingml/2006/wordprocessingDrawing" xmlns:w10="urn:schemas-microsoft-com:office:word" xmlns:w="http://schemas.openxmlformats.org/wordprocessingml/2006/main" xmlns:w14="http://schemas.microsoft.com/office/word/2010/wordml" xmlns:w15="http://schemas.microsoft.com/office/word/2012/wordml" xmlns:w16se="http://schemas.microsoft.com/office/word/2015/wordml/symex" xmlns:wpg="http://schemas.microsoft.com/office/word/2010/wordprocessingGroup" xmlns:wpi="http://schemas.microsoft.com/office/word/2010/wordprocessingInk" xmlns:wne="http://schemas.microsoft.com/office/word/2006/wordml" xmlns:wps="http://schemas.microsoft.com/office/word/2010/wordprocessingShape" mc:Ignorable="w14 w15 w16se wp14">
   <w:endnote w:type="separator" w:id="-1">
     <w:p>
       <w:pPr>
         <w:spacing w:after="0" w:line="240" w:lineRule="auto"/>
-        <w:rPr>
-          <w:rFonts w:hint="eastAsia"/>
-        </w:rPr>
       </w:pPr>
       <w:r>
         <w:separator/>
@@ -6366,9 +5144,6 @@
     <w:p>
       <w:pPr>
         <w:spacing w:after="0" w:line="240" w:lineRule="auto"/>
-        <w:rPr>
-          <w:rFonts w:hint="eastAsia"/>
-        </w:rPr>
       </w:pPr>
       <w:r>
         <w:continuationSeparator/>
@@ -6379,14 +5154,11 @@
 </file>
 
 <file path=word/footnotes.xml><?xml version="1.0" encoding="utf-8"?>
-<w:footnotes xmlns:wpc="http://schemas.microsoft.com/office/word/2010/wordprocessingCanvas" xmlns:cx="http://schemas.microsoft.com/office/drawing/2014/chartex" xmlns:cx1="http://schemas.microsoft.com/office/drawing/2015/9/8/chartex" xmlns:cx2="http://schemas.microsoft.com/office/drawing/2015/10/21/chartex" xmlns:cx3="http://schemas.microsoft.com/office/drawing/2016/5/9/chartex" xmlns:cx4="http://schemas.microsoft.com/office/drawing/2016/5/10/chartex" xmlns:cx5="http://schemas.microsoft.com/office/drawing/2016/5/11/chartex" xmlns:cx6="http://schemas.microsoft.com/office/drawing/2016/5/12/chartex" xmlns:cx7="http://schemas.microsoft.com/office/drawing/2016/5/13/chartex" xmlns:cx8="http://schemas.microsoft.com/office/drawing/2016/5/14/chartex" xmlns:mc="http://schemas.openxmlformats.org/markup-compatibility/2006" xmlns:aink="http://schemas.microsoft.com/office/drawing/2016/ink" xmlns:am3d="http://schemas.microsoft.com/office/drawing/2017/model3d" xmlns:o="urn:schemas-microsoft-com:office:office" xmlns:oel="http://schemas.microsoft.com/office/2019/extlst" xmlns:r="http://schemas.openxmlformats.org/officeDocument/2006/relationships" xmlns:m="http://schemas.openxmlformats.org/officeDocument/2006/math" xmlns:v="urn:schemas-microsoft-com:vml" xmlns:wp14="http://schemas.microsoft.com/office/word/2010/wordprocessingDrawing" xmlns:wp="http://schemas.openxmlformats.org/drawingml/2006/wordprocessingDrawing" xmlns:w10="urn:schemas-microsoft-com:office:word" xmlns:w="http://schemas.openxmlformats.org/wordprocessingml/2006/main" xmlns:w14="http://schemas.microsoft.com/office/word/2010/wordml" xmlns:w15="http://schemas.microsoft.com/office/word/2012/wordml" xmlns:w16cex="http://schemas.microsoft.com/office/word/2018/wordml/cex" xmlns:w16cid="http://schemas.microsoft.com/office/word/2016/wordml/cid" xmlns:w16="http://schemas.microsoft.com/office/word/2018/wordml" xmlns:w16du="http://schemas.microsoft.com/office/word/2023/wordml/word16du" xmlns:w16sdtdh="http://schemas.microsoft.com/office/word/2020/wordml/sdtdatahash" xmlns:w16sdtfl="http://schemas.microsoft.com/office/word/2024/wordml/sdtformatlock" xmlns:w16se="http://schemas.microsoft.com/office/word/2015/wordml/symex" xmlns:wpg="http://schemas.microsoft.com/office/word/2010/wordprocessingGroup" xmlns:wpi="http://schemas.microsoft.com/office/word/2010/wordprocessingInk" xmlns:wne="http://schemas.microsoft.com/office/word/2006/wordml" xmlns:wps="http://schemas.microsoft.com/office/word/2010/wordprocessingShape" mc:Ignorable="w14 w15 w16se w16cid w16 w16cex w16sdtdh w16sdtfl w16du wp14">
+<w:footnotes xmlns:wpc="http://schemas.microsoft.com/office/word/2010/wordprocessingCanvas" xmlns:cx="http://schemas.microsoft.com/office/drawing/2014/chartex" xmlns:mc="http://schemas.openxmlformats.org/markup-compatibility/2006" xmlns:o="urn:schemas-microsoft-com:office:office" xmlns:r="http://schemas.openxmlformats.org/officeDocument/2006/relationships" xmlns:m="http://schemas.openxmlformats.org/officeDocument/2006/math" xmlns:v="urn:schemas-microsoft-com:vml" xmlns:wp14="http://schemas.microsoft.com/office/word/2010/wordprocessingDrawing" xmlns:wp="http://schemas.openxmlformats.org/drawingml/2006/wordprocessingDrawing" xmlns:w10="urn:schemas-microsoft-com:office:word" xmlns:w="http://schemas.openxmlformats.org/wordprocessingml/2006/main" xmlns:w14="http://schemas.microsoft.com/office/word/2010/wordml" xmlns:w15="http://schemas.microsoft.com/office/word/2012/wordml" xmlns:w16se="http://schemas.microsoft.com/office/word/2015/wordml/symex" xmlns:wpg="http://schemas.microsoft.com/office/word/2010/wordprocessingGroup" xmlns:wpi="http://schemas.microsoft.com/office/word/2010/wordprocessingInk" xmlns:wne="http://schemas.microsoft.com/office/word/2006/wordml" xmlns:wps="http://schemas.microsoft.com/office/word/2010/wordprocessingShape" mc:Ignorable="w14 w15 w16se wp14">
   <w:footnote w:type="separator" w:id="-1">
     <w:p>
       <w:pPr>
         <w:spacing w:after="0" w:line="240" w:lineRule="auto"/>
-        <w:rPr>
-          <w:rFonts w:hint="eastAsia"/>
-        </w:rPr>
       </w:pPr>
       <w:r>
         <w:separator/>
@@ -6397,9 +5169,6 @@
     <w:p>
       <w:pPr>
         <w:spacing w:after="0" w:line="240" w:lineRule="auto"/>
-        <w:rPr>
-          <w:rFonts w:hint="eastAsia"/>
-        </w:rPr>
       </w:pPr>
       <w:r>
         <w:continuationSeparator/>
@@ -6410,7 +5179,7 @@
 </file>
 
 <file path=word/numbering.xml><?xml version="1.0" encoding="utf-8"?>
-<w:numbering xmlns:wpc="http://schemas.microsoft.com/office/word/2010/wordprocessingCanvas" xmlns:cx="http://schemas.microsoft.com/office/drawing/2014/chartex" xmlns:cx1="http://schemas.microsoft.com/office/drawing/2015/9/8/chartex" xmlns:cx2="http://schemas.microsoft.com/office/drawing/2015/10/21/chartex" xmlns:cx3="http://schemas.microsoft.com/office/drawing/2016/5/9/chartex" xmlns:cx4="http://schemas.microsoft.com/office/drawing/2016/5/10/chartex" xmlns:cx5="http://schemas.microsoft.com/office/drawing/2016/5/11/chartex" xmlns:cx6="http://schemas.microsoft.com/office/drawing/2016/5/12/chartex" xmlns:cx7="http://schemas.microsoft.com/office/drawing/2016/5/13/chartex" xmlns:cx8="http://schemas.microsoft.com/office/drawing/2016/5/14/chartex" xmlns:mc="http://schemas.openxmlformats.org/markup-compatibility/2006" xmlns:aink="http://schemas.microsoft.com/office/drawing/2016/ink" xmlns:am3d="http://schemas.microsoft.com/office/drawing/2017/model3d" xmlns:o="urn:schemas-microsoft-com:office:office" xmlns:oel="http://schemas.microsoft.com/office/2019/extlst" xmlns:r="http://schemas.openxmlformats.org/officeDocument/2006/relationships" xmlns:m="http://schemas.openxmlformats.org/officeDocument/2006/math" xmlns:v="urn:schemas-microsoft-com:vml" xmlns:wp14="http://schemas.microsoft.com/office/word/2010/wordprocessingDrawing" xmlns:wp="http://schemas.openxmlformats.org/drawingml/2006/wordprocessingDrawing" xmlns:w10="urn:schemas-microsoft-com:office:word" xmlns:w="http://schemas.openxmlformats.org/wordprocessingml/2006/main" xmlns:w14="http://schemas.microsoft.com/office/word/2010/wordml" xmlns:w15="http://schemas.microsoft.com/office/word/2012/wordml" xmlns:w16cex="http://schemas.microsoft.com/office/word/2018/wordml/cex" xmlns:w16cid="http://schemas.microsoft.com/office/word/2016/wordml/cid" xmlns:w16="http://schemas.microsoft.com/office/word/2018/wordml" xmlns:w16du="http://schemas.microsoft.com/office/word/2023/wordml/word16du" xmlns:w16sdtdh="http://schemas.microsoft.com/office/word/2020/wordml/sdtdatahash" xmlns:w16sdtfl="http://schemas.microsoft.com/office/word/2024/wordml/sdtformatlock" xmlns:w16se="http://schemas.microsoft.com/office/word/2015/wordml/symex" xmlns:wpg="http://schemas.microsoft.com/office/word/2010/wordprocessingGroup" xmlns:wpi="http://schemas.microsoft.com/office/word/2010/wordprocessingInk" xmlns:wne="http://schemas.microsoft.com/office/word/2006/wordml" xmlns:wps="http://schemas.microsoft.com/office/word/2010/wordprocessingShape" mc:Ignorable="w14 w15 w16se w16cid w16 w16cex w16sdtdh w16sdtfl w16du wp14">
+<w:numbering xmlns:wpc="http://schemas.microsoft.com/office/word/2010/wordprocessingCanvas" xmlns:cx="http://schemas.microsoft.com/office/drawing/2014/chartex" xmlns:mc="http://schemas.openxmlformats.org/markup-compatibility/2006" xmlns:o="urn:schemas-microsoft-com:office:office" xmlns:r="http://schemas.openxmlformats.org/officeDocument/2006/relationships" xmlns:m="http://schemas.openxmlformats.org/officeDocument/2006/math" xmlns:v="urn:schemas-microsoft-com:vml" xmlns:wp14="http://schemas.microsoft.com/office/word/2010/wordprocessingDrawing" xmlns:wp="http://schemas.openxmlformats.org/drawingml/2006/wordprocessingDrawing" xmlns:w10="urn:schemas-microsoft-com:office:word" xmlns:w="http://schemas.openxmlformats.org/wordprocessingml/2006/main" xmlns:w14="http://schemas.microsoft.com/office/word/2010/wordml" xmlns:w15="http://schemas.microsoft.com/office/word/2012/wordml" xmlns:w16se="http://schemas.microsoft.com/office/word/2015/wordml/symex" xmlns:wpg="http://schemas.microsoft.com/office/word/2010/wordprocessingGroup" xmlns:wpi="http://schemas.microsoft.com/office/word/2010/wordprocessingInk" xmlns:wne="http://schemas.microsoft.com/office/word/2006/wordml" xmlns:wps="http://schemas.microsoft.com/office/word/2010/wordprocessingShape" mc:Ignorable="w14 w15 w16se wp14">
   <w:abstractNum w:abstractNumId="0" w15:restartNumberingAfterBreak="0">
     <w:nsid w:val="0582075F"/>
     <w:multiLevelType w:val="hybridMultilevel"/>
@@ -7835,59 +6604,59 @@
       </w:pPr>
     </w:lvl>
   </w:abstractNum>
-  <w:num w:numId="1" w16cid:durableId="282270439">
+  <w:num w:numId="1">
     <w:abstractNumId w:val="9"/>
   </w:num>
-  <w:num w:numId="2" w16cid:durableId="525363532">
+  <w:num w:numId="2">
     <w:abstractNumId w:val="12"/>
   </w:num>
-  <w:num w:numId="3" w16cid:durableId="738789738">
+  <w:num w:numId="3">
     <w:abstractNumId w:val="3"/>
   </w:num>
-  <w:num w:numId="4" w16cid:durableId="137697927">
+  <w:num w:numId="4">
     <w:abstractNumId w:val="1"/>
   </w:num>
-  <w:num w:numId="5" w16cid:durableId="2141192636">
+  <w:num w:numId="5">
     <w:abstractNumId w:val="0"/>
   </w:num>
-  <w:num w:numId="6" w16cid:durableId="271282609">
+  <w:num w:numId="6">
     <w:abstractNumId w:val="10"/>
   </w:num>
-  <w:num w:numId="7" w16cid:durableId="502010637">
+  <w:num w:numId="7">
     <w:abstractNumId w:val="8"/>
   </w:num>
-  <w:num w:numId="8" w16cid:durableId="152843871">
+  <w:num w:numId="8">
     <w:abstractNumId w:val="11"/>
   </w:num>
-  <w:num w:numId="9" w16cid:durableId="603464777">
+  <w:num w:numId="9">
     <w:abstractNumId w:val="2"/>
   </w:num>
-  <w:num w:numId="10" w16cid:durableId="416564701">
+  <w:num w:numId="10">
     <w:abstractNumId w:val="7"/>
   </w:num>
-  <w:num w:numId="11" w16cid:durableId="1500078973">
+  <w:num w:numId="11">
     <w:abstractNumId w:val="5"/>
   </w:num>
-  <w:num w:numId="12" w16cid:durableId="1846020933">
+  <w:num w:numId="12">
     <w:abstractNumId w:val="6"/>
   </w:num>
-  <w:num w:numId="13" w16cid:durableId="1743260427">
+  <w:num w:numId="13">
     <w:abstractNumId w:val="4"/>
   </w:num>
-  <w:num w:numId="14" w16cid:durableId="627392451">
+  <w:num w:numId="14">
     <w:abstractNumId w:val="13"/>
   </w:num>
-  <w:num w:numId="15" w16cid:durableId="715274553">
+  <w:num w:numId="15">
     <w:abstractNumId w:val="14"/>
   </w:num>
-  <w:num w:numId="16" w16cid:durableId="1232886078">
+  <w:num w:numId="16">
     <w:abstractNumId w:val="15"/>
   </w:num>
 </w:numbering>
 </file>
 
 <file path=word/styles.xml><?xml version="1.0" encoding="utf-8"?>
-<w:styles xmlns:mc="http://schemas.openxmlformats.org/markup-compatibility/2006" xmlns:r="http://schemas.openxmlformats.org/officeDocument/2006/relationships" xmlns:w="http://schemas.openxmlformats.org/wordprocessingml/2006/main" xmlns:w14="http://schemas.microsoft.com/office/word/2010/wordml" xmlns:w15="http://schemas.microsoft.com/office/word/2012/wordml" xmlns:w16cex="http://schemas.microsoft.com/office/word/2018/wordml/cex" xmlns:w16cid="http://schemas.microsoft.com/office/word/2016/wordml/cid" xmlns:w16="http://schemas.microsoft.com/office/word/2018/wordml" xmlns:w16du="http://schemas.microsoft.com/office/word/2023/wordml/word16du" xmlns:w16sdtdh="http://schemas.microsoft.com/office/word/2020/wordml/sdtdatahash" xmlns:w16sdtfl="http://schemas.microsoft.com/office/word/2024/wordml/sdtformatlock" xmlns:w16se="http://schemas.microsoft.com/office/word/2015/wordml/symex" mc:Ignorable="w14 w15 w16se w16cid w16 w16cex w16sdtdh w16sdtfl w16du">
+<w:styles xmlns:mc="http://schemas.openxmlformats.org/markup-compatibility/2006" xmlns:r="http://schemas.openxmlformats.org/officeDocument/2006/relationships" xmlns:w="http://schemas.openxmlformats.org/wordprocessingml/2006/main" xmlns:w14="http://schemas.microsoft.com/office/word/2010/wordml" xmlns:w15="http://schemas.microsoft.com/office/word/2012/wordml" xmlns:w16se="http://schemas.microsoft.com/office/word/2015/wordml/symex" mc:Ignorable="w14 w15 w16se">
   <w:docDefaults>
     <w:rPrDefault>
       <w:rPr>
@@ -7905,7 +6674,7 @@
       </w:pPr>
     </w:pPrDefault>
   </w:docDefaults>
-  <w:latentStyles w:defLockedState="0" w:defUIPriority="99" w:defSemiHidden="0" w:defUnhideWhenUsed="0" w:defQFormat="0" w:count="376">
+  <w:latentStyles w:defLockedState="0" w:defUIPriority="99" w:defSemiHidden="0" w:defUnhideWhenUsed="0" w:defQFormat="0" w:count="371">
     <w:lsdException w:name="Normal" w:uiPriority="0" w:qFormat="1"/>
     <w:lsdException w:name="heading 1" w:uiPriority="9" w:qFormat="1"/>
     <w:lsdException w:name="heading 2" w:semiHidden="1" w:uiPriority="9" w:unhideWhenUsed="1" w:qFormat="1"/>
@@ -8277,11 +7046,6 @@
     <w:lsdException w:name="List Table 5 Dark Accent 6" w:uiPriority="50"/>
     <w:lsdException w:name="List Table 6 Colorful Accent 6" w:uiPriority="51"/>
     <w:lsdException w:name="List Table 7 Colorful Accent 6" w:uiPriority="52"/>
-    <w:lsdException w:name="Mention" w:semiHidden="1" w:unhideWhenUsed="1"/>
-    <w:lsdException w:name="Smart Hyperlink" w:semiHidden="1" w:unhideWhenUsed="1"/>
-    <w:lsdException w:name="Hashtag" w:semiHidden="1" w:unhideWhenUsed="1"/>
-    <w:lsdException w:name="Unresolved Mention" w:semiHidden="1" w:unhideWhenUsed="1"/>
-    <w:lsdException w:name="Smart Link" w:semiHidden="1" w:unhideWhenUsed="1"/>
   </w:latentStyles>
   <w:style w:type="paragraph" w:default="1" w:styleId="a">
     <w:name w:val="Normal"/>
